--- a/Projektplan_Firmennetzwerk2 .docx
+++ b/Projektplan_Firmennetzwerk2 .docx
@@ -80,12 +80,6 @@
         <w:gridCol w:w="3883"/>
       </w:tblGrid>
       <w:tr>
-        <w:tblPrEx>
-          <w:tblCellMar>
-            <w:top w:w="0" w:type="dxa"/>
-            <w:bottom w:w="0" w:type="dxa"/>
-          </w:tblCellMar>
-        </w:tblPrEx>
         <w:tc>
           <w:tcPr>
             <w:tcW w:w="1353" w:type="dxa"/>
@@ -187,12 +181,6 @@
         </w:tc>
       </w:tr>
       <w:tr>
-        <w:tblPrEx>
-          <w:tblCellMar>
-            <w:top w:w="0" w:type="dxa"/>
-            <w:bottom w:w="0" w:type="dxa"/>
-          </w:tblCellMar>
-        </w:tblPrEx>
         <w:tc>
           <w:tcPr>
             <w:tcW w:w="1353" w:type="dxa"/>
@@ -295,12 +283,6 @@
         </w:tc>
       </w:tr>
       <w:tr>
-        <w:tblPrEx>
-          <w:tblCellMar>
-            <w:top w:w="0" w:type="dxa"/>
-            <w:bottom w:w="0" w:type="dxa"/>
-          </w:tblCellMar>
-        </w:tblPrEx>
         <w:tc>
           <w:tcPr>
             <w:tcW w:w="1353" w:type="dxa"/>
@@ -389,12 +371,6 @@
         </w:tc>
       </w:tr>
       <w:tr>
-        <w:tblPrEx>
-          <w:tblCellMar>
-            <w:top w:w="0" w:type="dxa"/>
-            <w:bottom w:w="0" w:type="dxa"/>
-          </w:tblCellMar>
-        </w:tblPrEx>
         <w:tc>
           <w:tcPr>
             <w:tcW w:w="1353" w:type="dxa"/>
@@ -513,12 +489,6 @@
         </w:tc>
       </w:tr>
       <w:tr>
-        <w:tblPrEx>
-          <w:tblCellMar>
-            <w:top w:w="0" w:type="dxa"/>
-            <w:bottom w:w="0" w:type="dxa"/>
-          </w:tblCellMar>
-        </w:tblPrEx>
         <w:tc>
           <w:tcPr>
             <w:tcW w:w="1353" w:type="dxa"/>
@@ -648,12 +618,6 @@
         <w:gridCol w:w="4513"/>
       </w:tblGrid>
       <w:tr>
-        <w:tblPrEx>
-          <w:tblCellMar>
-            <w:top w:w="0" w:type="dxa"/>
-            <w:bottom w:w="0" w:type="dxa"/>
-          </w:tblCellMar>
-        </w:tblPrEx>
         <w:tc>
           <w:tcPr>
             <w:tcW w:w="9026" w:type="dxa"/>
@@ -690,12 +654,6 @@
         </w:tc>
       </w:tr>
       <w:tr>
-        <w:tblPrEx>
-          <w:tblCellMar>
-            <w:top w:w="0" w:type="dxa"/>
-            <w:bottom w:w="0" w:type="dxa"/>
-          </w:tblCellMar>
-        </w:tblPrEx>
         <w:tc>
           <w:tcPr>
             <w:tcW w:w="4513" w:type="dxa"/>
@@ -760,12 +718,6 @@
         </w:tc>
       </w:tr>
       <w:tr>
-        <w:tblPrEx>
-          <w:tblCellMar>
-            <w:top w:w="0" w:type="dxa"/>
-            <w:bottom w:w="0" w:type="dxa"/>
-          </w:tblCellMar>
-        </w:tblPrEx>
         <w:tc>
           <w:tcPr>
             <w:tcW w:w="4513" w:type="dxa"/>
@@ -1719,12 +1671,6 @@
         <w:gridCol w:w="4513"/>
       </w:tblGrid>
       <w:tr>
-        <w:tblPrEx>
-          <w:tblCellMar>
-            <w:top w:w="0" w:type="dxa"/>
-            <w:bottom w:w="0" w:type="dxa"/>
-          </w:tblCellMar>
-        </w:tblPrEx>
         <w:tc>
           <w:tcPr>
             <w:tcW w:w="9026" w:type="dxa"/>
@@ -1761,12 +1707,6 @@
         </w:tc>
       </w:tr>
       <w:tr>
-        <w:tblPrEx>
-          <w:tblCellMar>
-            <w:top w:w="0" w:type="dxa"/>
-            <w:bottom w:w="0" w:type="dxa"/>
-          </w:tblCellMar>
-        </w:tblPrEx>
         <w:tc>
           <w:tcPr>
             <w:tcW w:w="4513" w:type="dxa"/>
@@ -1849,12 +1789,6 @@
         </w:tc>
       </w:tr>
       <w:tr>
-        <w:tblPrEx>
-          <w:tblCellMar>
-            <w:top w:w="0" w:type="dxa"/>
-            <w:bottom w:w="0" w:type="dxa"/>
-          </w:tblCellMar>
-        </w:tblPrEx>
         <w:tc>
           <w:tcPr>
             <w:tcW w:w="4513" w:type="dxa"/>
@@ -1879,144 +1813,285 @@
                 <w:ilvl w:val="0"/>
                 <w:numId w:val="2"/>
               </w:numPr>
-            </w:pPr>
-            <w:r>
-              <w:t>HQ-Wien-Router: Interface zum ISP konfigurieren</w:t>
-            </w:r>
-          </w:p>
-          <w:p>
-            <w:pPr>
-              <w:pStyle w:val="Listenabsatz"/>
-              <w:numPr>
-                <w:ilvl w:val="0"/>
-                <w:numId w:val="2"/>
-              </w:numPr>
-            </w:pPr>
-            <w:r>
-              <w:t>Gi0/2 → ISP: 10.99.128.121/30</w:t>
-            </w:r>
-          </w:p>
-          <w:p>
-            <w:pPr>
-              <w:pStyle w:val="Listenabsatz"/>
-              <w:numPr>
-                <w:ilvl w:val="0"/>
-                <w:numId w:val="2"/>
-              </w:numPr>
-            </w:pPr>
-            <w:r>
-              <w:rPr>
-                <w:color w:val="000000"/>
-                <w:sz w:val="18"/>
-                <w:szCs w:val="18"/>
-              </w:rPr>
-              <w:t>HQ-Wien-Router: Default-Route → Border-Router (10.99.128.134)</w:t>
-            </w:r>
-          </w:p>
-          <w:p>
-            <w:pPr>
-              <w:pStyle w:val="Listenabsatz"/>
-              <w:numPr>
-                <w:ilvl w:val="0"/>
-                <w:numId w:val="2"/>
-              </w:numPr>
-            </w:pPr>
-            <w:r>
-              <w:rPr>
-                <w:color w:val="000000"/>
-                <w:sz w:val="18"/>
-                <w:szCs w:val="18"/>
-              </w:rPr>
-              <w:t>GRE Tunnel0: HQ-Wien ↔ Branch Linz, HQ-Seite (10.99.128.137)</w:t>
-            </w:r>
-          </w:p>
-          <w:p>
-            <w:pPr>
-              <w:pStyle w:val="Listenabsatz"/>
-              <w:numPr>
-                <w:ilvl w:val="0"/>
-                <w:numId w:val="2"/>
-              </w:numPr>
-            </w:pPr>
-            <w:r>
-              <w:rPr>
-                <w:color w:val="000000"/>
-                <w:sz w:val="18"/>
-                <w:szCs w:val="18"/>
-              </w:rPr>
-              <w:t>GRE Tunnel1: HQ-Wien ↔ Branch Graz, HQ-Seite (10.99.128.141)</w:t>
-            </w:r>
-          </w:p>
-          <w:p>
-            <w:pPr>
-              <w:pStyle w:val="Listenabsatz"/>
-              <w:numPr>
-                <w:ilvl w:val="0"/>
-                <w:numId w:val="2"/>
-              </w:numPr>
-            </w:pPr>
-            <w:r>
-              <w:rPr>
-                <w:color w:val="000000"/>
-                <w:sz w:val="18"/>
-                <w:szCs w:val="18"/>
-              </w:rPr>
-              <w:t>Statische Route: Linz-Netz 10.99.128.32/27 über Tunnel0</w:t>
-            </w:r>
-          </w:p>
-          <w:p>
-            <w:pPr>
-              <w:pStyle w:val="Listenabsatz"/>
-              <w:numPr>
-                <w:ilvl w:val="0"/>
-                <w:numId w:val="2"/>
-              </w:numPr>
-            </w:pPr>
-            <w:r>
-              <w:rPr>
-                <w:color w:val="000000"/>
-                <w:sz w:val="18"/>
-                <w:szCs w:val="18"/>
-              </w:rPr>
-              <w:t>Statische Route: Graz-Netz 10.99.128.96/28 über Tunnel1</w:t>
-            </w:r>
-          </w:p>
-          <w:p>
-            <w:pPr>
-              <w:pStyle w:val="Listenabsatz"/>
-              <w:numPr>
-                <w:ilvl w:val="0"/>
-                <w:numId w:val="2"/>
-              </w:numPr>
-            </w:pPr>
-            <w:r>
-              <w:rPr>
-                <w:color w:val="000000"/>
-                <w:sz w:val="18"/>
-                <w:szCs w:val="18"/>
-              </w:rPr>
-              <w:t>NAT-ACL erstellen: VLAN 10 und VLAN 20 erfassen</w:t>
-            </w:r>
-          </w:p>
-          <w:p>
-            <w:pPr>
-              <w:pStyle w:val="Listenabsatz"/>
-              <w:numPr>
-                <w:ilvl w:val="0"/>
-                <w:numId w:val="2"/>
-              </w:numPr>
-              <w:rPr>
-                <w:lang w:val="en-US"/>
-              </w:rPr>
-            </w:pPr>
-            <w:r>
-              <w:rPr>
-                <w:color w:val="000000"/>
-                <w:sz w:val="18"/>
-                <w:szCs w:val="18"/>
-                <w:lang w:val="en-US"/>
-              </w:rPr>
-              <w:t xml:space="preserve">Border-Router: </w:t>
+              <w:rPr>
+                <w:color w:val="000000"/>
+                <w:sz w:val="18"/>
+                <w:szCs w:val="18"/>
+                <w:lang w:val="en-US"/>
+              </w:rPr>
+            </w:pPr>
+            <w:r>
+              <w:rPr>
+                <w:color w:val="000000"/>
+                <w:sz w:val="18"/>
+                <w:szCs w:val="18"/>
+                <w:lang w:val="en-US"/>
+              </w:rPr>
+              <w:t xml:space="preserve">HQ-Wien-Router: Interface zum ISP prüfen / konfigurieren </w:t>
+            </w:r>
+          </w:p>
+          <w:p>
+            <w:pPr>
+              <w:pStyle w:val="Listenabsatz"/>
+              <w:numPr>
+                <w:ilvl w:val="0"/>
+                <w:numId w:val="2"/>
+              </w:numPr>
+              <w:rPr>
+                <w:color w:val="000000"/>
+                <w:sz w:val="18"/>
+                <w:szCs w:val="18"/>
+                <w:lang w:val="en-US"/>
+              </w:rPr>
+            </w:pPr>
+            <w:r>
+              <w:rPr>
+                <w:color w:val="000000"/>
+                <w:sz w:val="18"/>
+                <w:szCs w:val="18"/>
+                <w:lang w:val="en-US"/>
+              </w:rPr>
+              <w:t xml:space="preserve">Gi0/2 → ISP: 10.99.128.121/30 </w:t>
+            </w:r>
+          </w:p>
+          <w:p>
+            <w:pPr>
+              <w:pStyle w:val="Listenabsatz"/>
+              <w:numPr>
+                <w:ilvl w:val="0"/>
+                <w:numId w:val="2"/>
+              </w:numPr>
+              <w:rPr>
+                <w:color w:val="000000"/>
+                <w:sz w:val="18"/>
+                <w:szCs w:val="18"/>
+                <w:lang w:val="en-US"/>
+              </w:rPr>
+            </w:pPr>
+            <w:r>
+              <w:rPr>
+                <w:color w:val="000000"/>
+                <w:sz w:val="18"/>
+                <w:szCs w:val="18"/>
+                <w:lang w:val="en-US"/>
+              </w:rPr>
+              <w:t xml:space="preserve">Keine direkten Routen zu den internen Linz-/Graz-Netzen über ISP konfigurieren </w:t>
+            </w:r>
+          </w:p>
+          <w:p>
+            <w:pPr>
+              <w:pStyle w:val="Listenabsatz"/>
+              <w:numPr>
+                <w:ilvl w:val="0"/>
+                <w:numId w:val="2"/>
+              </w:numPr>
+              <w:rPr>
+                <w:color w:val="000000"/>
+                <w:sz w:val="18"/>
+                <w:szCs w:val="18"/>
+                <w:lang w:val="en-US"/>
+              </w:rPr>
+            </w:pPr>
+            <w:r>
+              <w:rPr>
+                <w:color w:val="000000"/>
+                <w:sz w:val="18"/>
+                <w:szCs w:val="18"/>
+                <w:lang w:val="en-US"/>
+              </w:rPr>
+              <w:t xml:space="preserve">Interne Standortkommunikation läuft ausschließlich über GRE-Tunnel </w:t>
+            </w:r>
+          </w:p>
+          <w:p>
+            <w:pPr>
+              <w:pStyle w:val="Listenabsatz"/>
+              <w:numPr>
+                <w:ilvl w:val="0"/>
+                <w:numId w:val="2"/>
+              </w:numPr>
+              <w:rPr>
+                <w:color w:val="000000"/>
+                <w:sz w:val="18"/>
+                <w:szCs w:val="18"/>
+                <w:lang w:val="en-US"/>
+              </w:rPr>
+            </w:pPr>
+            <w:r>
+              <w:rPr>
+                <w:color w:val="000000"/>
+                <w:sz w:val="18"/>
+                <w:szCs w:val="18"/>
+                <w:lang w:val="en-US"/>
+              </w:rPr>
+              <w:t xml:space="preserve">Host-Routen zu den GRE-Zieladressen über ISP setzen: </w:t>
+            </w:r>
+          </w:p>
+          <w:p>
+            <w:pPr>
+              <w:pStyle w:val="Listenabsatz"/>
+              <w:numPr>
+                <w:ilvl w:val="0"/>
+                <w:numId w:val="16"/>
+              </w:numPr>
+              <w:rPr>
+                <w:color w:val="000000"/>
+                <w:sz w:val="18"/>
+                <w:szCs w:val="18"/>
+                <w:lang w:val="en-US"/>
+              </w:rPr>
+            </w:pPr>
+            <w:r>
+              <w:rPr>
+                <w:color w:val="000000"/>
+                <w:sz w:val="18"/>
+                <w:szCs w:val="18"/>
+                <w:lang w:val="en-US"/>
+              </w:rPr>
+              <w:t xml:space="preserve">Linz-WAN 10.99.128.126/32 über ISP 10.99.128.122 </w:t>
+            </w:r>
+          </w:p>
+          <w:p>
+            <w:pPr>
+              <w:pStyle w:val="Listenabsatz"/>
+              <w:numPr>
+                <w:ilvl w:val="0"/>
+                <w:numId w:val="16"/>
+              </w:numPr>
+              <w:rPr>
+                <w:color w:val="000000"/>
+                <w:sz w:val="18"/>
+                <w:szCs w:val="18"/>
+                <w:lang w:val="en-US"/>
+              </w:rPr>
+            </w:pPr>
+            <w:r>
+              <w:rPr>
+                <w:color w:val="000000"/>
+                <w:sz w:val="18"/>
+                <w:szCs w:val="18"/>
+                <w:lang w:val="en-US"/>
+              </w:rPr>
+              <w:t xml:space="preserve">Graz-WAN 10.99.128.130/32 über ISP 10.99.128.122 </w:t>
+            </w:r>
+          </w:p>
+          <w:p>
+            <w:pPr>
+              <w:pStyle w:val="Listenabsatz"/>
+              <w:numPr>
+                <w:ilvl w:val="0"/>
+                <w:numId w:val="2"/>
+              </w:numPr>
+              <w:rPr>
+                <w:color w:val="000000"/>
+                <w:sz w:val="18"/>
+                <w:szCs w:val="18"/>
+                <w:lang w:val="en-US"/>
+              </w:rPr>
+            </w:pPr>
+            <w:r>
+              <w:rPr>
+                <w:color w:val="000000"/>
+                <w:sz w:val="18"/>
+                <w:szCs w:val="18"/>
+                <w:lang w:val="en-US"/>
+              </w:rPr>
+              <w:t xml:space="preserve">HQ-Wien-Router: Default-Route zum Border-Router konfigurieren </w:t>
+            </w:r>
+          </w:p>
+          <w:p>
+            <w:pPr>
+              <w:pStyle w:val="Listenabsatz"/>
+              <w:numPr>
+                <w:ilvl w:val="0"/>
+                <w:numId w:val="17"/>
+              </w:numPr>
+              <w:rPr>
+                <w:color w:val="000000"/>
+                <w:sz w:val="18"/>
+                <w:szCs w:val="18"/>
+                <w:lang w:val="en-US"/>
+              </w:rPr>
+            </w:pPr>
+            <w:r>
+              <w:rPr>
+                <w:color w:val="000000"/>
+                <w:sz w:val="18"/>
+                <w:szCs w:val="18"/>
+                <w:lang w:val="en-US"/>
+              </w:rPr>
+              <w:t xml:space="preserve">Default-Route → 10.99.128.134 </w:t>
+            </w:r>
+          </w:p>
+          <w:p>
+            <w:pPr>
+              <w:pStyle w:val="Listenabsatz"/>
+              <w:numPr>
+                <w:ilvl w:val="0"/>
+                <w:numId w:val="2"/>
+              </w:numPr>
+              <w:rPr>
+                <w:color w:val="000000"/>
+                <w:sz w:val="18"/>
+                <w:szCs w:val="18"/>
+                <w:lang w:val="en-US"/>
+              </w:rPr>
+            </w:pPr>
+            <w:r>
+              <w:rPr>
+                <w:color w:val="000000"/>
+                <w:sz w:val="18"/>
+                <w:szCs w:val="18"/>
+                <w:lang w:val="en-US"/>
+              </w:rPr>
+              <w:t xml:space="preserve">GRE Tunnel0: HQ-Wien ↔ Branch Linz, HQ-Seite konfigurieren </w:t>
+            </w:r>
+          </w:p>
+          <w:p>
+            <w:pPr>
+              <w:pStyle w:val="Listenabsatz"/>
+              <w:numPr>
+                <w:ilvl w:val="0"/>
+                <w:numId w:val="20"/>
+              </w:numPr>
+              <w:rPr>
+                <w:color w:val="000000"/>
+                <w:sz w:val="18"/>
+                <w:szCs w:val="18"/>
+                <w:lang w:val="en-US"/>
+              </w:rPr>
+            </w:pPr>
+            <w:r>
+              <w:rPr>
+                <w:color w:val="000000"/>
+                <w:sz w:val="18"/>
+                <w:szCs w:val="18"/>
+                <w:lang w:val="en-US"/>
+              </w:rPr>
+              <w:t xml:space="preserve">Tunnel-IP HQ: 10.99.128.137 </w:t>
+            </w:r>
+          </w:p>
+          <w:p>
+            <w:pPr>
+              <w:pStyle w:val="Listenabsatz"/>
+              <w:numPr>
+                <w:ilvl w:val="0"/>
+                <w:numId w:val="20"/>
+              </w:numPr>
+              <w:rPr>
+                <w:color w:val="000000"/>
+                <w:sz w:val="18"/>
+                <w:szCs w:val="18"/>
+                <w:lang w:val="en-US"/>
+              </w:rPr>
+            </w:pPr>
+            <w:r>
+              <w:rPr>
+                <w:color w:val="000000"/>
+                <w:sz w:val="18"/>
+                <w:szCs w:val="18"/>
+                <w:lang w:val="en-US"/>
+              </w:rPr>
+              <w:t xml:space="preserve">Tunnel </w:t>
             </w:r>
             <w:proofErr w:type="spellStart"/>
             <w:r>
@@ -2026,6 +2101,325 @@
                 <w:szCs w:val="18"/>
                 <w:lang w:val="en-US"/>
               </w:rPr>
+              <w:t>destination</w:t>
+            </w:r>
+            <w:proofErr w:type="spellEnd"/>
+            <w:r>
+              <w:rPr>
+                <w:color w:val="000000"/>
+                <w:sz w:val="18"/>
+                <w:szCs w:val="18"/>
+                <w:lang w:val="en-US"/>
+              </w:rPr>
+              <w:t xml:space="preserve">: Linz-WAN 10.99.128.126 </w:t>
+            </w:r>
+          </w:p>
+          <w:p>
+            <w:pPr>
+              <w:pStyle w:val="Listenabsatz"/>
+              <w:numPr>
+                <w:ilvl w:val="0"/>
+                <w:numId w:val="2"/>
+              </w:numPr>
+              <w:rPr>
+                <w:color w:val="000000"/>
+                <w:sz w:val="18"/>
+                <w:szCs w:val="18"/>
+                <w:lang w:val="en-US"/>
+              </w:rPr>
+            </w:pPr>
+            <w:r>
+              <w:rPr>
+                <w:color w:val="000000"/>
+                <w:sz w:val="18"/>
+                <w:szCs w:val="18"/>
+                <w:lang w:val="en-US"/>
+              </w:rPr>
+              <w:t xml:space="preserve">GRE Tunnel1: HQ-Wien ↔ Branch Graz, HQ-Seite konfigurieren </w:t>
+            </w:r>
+          </w:p>
+          <w:p>
+            <w:pPr>
+              <w:pStyle w:val="Listenabsatz"/>
+              <w:numPr>
+                <w:ilvl w:val="0"/>
+                <w:numId w:val="19"/>
+              </w:numPr>
+              <w:rPr>
+                <w:color w:val="000000"/>
+                <w:sz w:val="18"/>
+                <w:szCs w:val="18"/>
+                <w:lang w:val="en-US"/>
+              </w:rPr>
+            </w:pPr>
+            <w:r>
+              <w:rPr>
+                <w:color w:val="000000"/>
+                <w:sz w:val="18"/>
+                <w:szCs w:val="18"/>
+                <w:lang w:val="en-US"/>
+              </w:rPr>
+              <w:t xml:space="preserve">Tunnel-IP HQ: 10.99.128.141 </w:t>
+            </w:r>
+          </w:p>
+          <w:p>
+            <w:pPr>
+              <w:pStyle w:val="Listenabsatz"/>
+              <w:numPr>
+                <w:ilvl w:val="0"/>
+                <w:numId w:val="19"/>
+              </w:numPr>
+              <w:rPr>
+                <w:color w:val="000000"/>
+                <w:sz w:val="18"/>
+                <w:szCs w:val="18"/>
+                <w:lang w:val="en-US"/>
+              </w:rPr>
+            </w:pPr>
+            <w:r>
+              <w:rPr>
+                <w:color w:val="000000"/>
+                <w:sz w:val="18"/>
+                <w:szCs w:val="18"/>
+                <w:lang w:val="en-US"/>
+              </w:rPr>
+              <w:t xml:space="preserve">Tunnel </w:t>
+            </w:r>
+            <w:proofErr w:type="spellStart"/>
+            <w:r>
+              <w:rPr>
+                <w:color w:val="000000"/>
+                <w:sz w:val="18"/>
+                <w:szCs w:val="18"/>
+                <w:lang w:val="en-US"/>
+              </w:rPr>
+              <w:t>destination</w:t>
+            </w:r>
+            <w:proofErr w:type="spellEnd"/>
+            <w:r>
+              <w:rPr>
+                <w:color w:val="000000"/>
+                <w:sz w:val="18"/>
+                <w:szCs w:val="18"/>
+                <w:lang w:val="en-US"/>
+              </w:rPr>
+              <w:t xml:space="preserve">: Graz-WAN 10.99.128.130 </w:t>
+            </w:r>
+          </w:p>
+          <w:p>
+            <w:pPr>
+              <w:pStyle w:val="Listenabsatz"/>
+              <w:numPr>
+                <w:ilvl w:val="0"/>
+                <w:numId w:val="2"/>
+              </w:numPr>
+              <w:rPr>
+                <w:color w:val="000000"/>
+                <w:sz w:val="18"/>
+                <w:szCs w:val="18"/>
+                <w:lang w:val="en-US"/>
+              </w:rPr>
+            </w:pPr>
+            <w:r>
+              <w:rPr>
+                <w:color w:val="000000"/>
+                <w:sz w:val="18"/>
+                <w:szCs w:val="18"/>
+                <w:lang w:val="en-US"/>
+              </w:rPr>
+              <w:t xml:space="preserve">Statische Route zum Linz-Netz über GRE setzen </w:t>
+            </w:r>
+          </w:p>
+          <w:p>
+            <w:pPr>
+              <w:pStyle w:val="Listenabsatz"/>
+              <w:numPr>
+                <w:ilvl w:val="0"/>
+                <w:numId w:val="21"/>
+              </w:numPr>
+              <w:rPr>
+                <w:color w:val="000000"/>
+                <w:sz w:val="18"/>
+                <w:szCs w:val="18"/>
+                <w:lang w:val="en-US"/>
+              </w:rPr>
+            </w:pPr>
+            <w:r>
+              <w:rPr>
+                <w:color w:val="000000"/>
+                <w:sz w:val="18"/>
+                <w:szCs w:val="18"/>
+                <w:lang w:val="en-US"/>
+              </w:rPr>
+              <w:t xml:space="preserve">10.99.128.32/27 über Tunnel0 </w:t>
+            </w:r>
+          </w:p>
+          <w:p>
+            <w:pPr>
+              <w:pStyle w:val="Listenabsatz"/>
+              <w:numPr>
+                <w:ilvl w:val="0"/>
+                <w:numId w:val="2"/>
+              </w:numPr>
+              <w:rPr>
+                <w:color w:val="000000"/>
+                <w:sz w:val="18"/>
+                <w:szCs w:val="18"/>
+                <w:lang w:val="en-US"/>
+              </w:rPr>
+            </w:pPr>
+            <w:r>
+              <w:rPr>
+                <w:color w:val="000000"/>
+                <w:sz w:val="18"/>
+                <w:szCs w:val="18"/>
+                <w:lang w:val="en-US"/>
+              </w:rPr>
+              <w:t xml:space="preserve">Statische Route zum Graz-Netz über GRE setzen </w:t>
+            </w:r>
+          </w:p>
+          <w:p>
+            <w:pPr>
+              <w:pStyle w:val="Listenabsatz"/>
+              <w:numPr>
+                <w:ilvl w:val="0"/>
+                <w:numId w:val="21"/>
+              </w:numPr>
+              <w:rPr>
+                <w:color w:val="000000"/>
+                <w:sz w:val="18"/>
+                <w:szCs w:val="18"/>
+                <w:lang w:val="en-US"/>
+              </w:rPr>
+            </w:pPr>
+            <w:r>
+              <w:rPr>
+                <w:color w:val="000000"/>
+                <w:sz w:val="18"/>
+                <w:szCs w:val="18"/>
+                <w:lang w:val="en-US"/>
+              </w:rPr>
+              <w:t xml:space="preserve">10.99.128.96/28 über Tunnel1 </w:t>
+            </w:r>
+          </w:p>
+          <w:p>
+            <w:pPr>
+              <w:pStyle w:val="Listenabsatz"/>
+              <w:numPr>
+                <w:ilvl w:val="0"/>
+                <w:numId w:val="2"/>
+              </w:numPr>
+              <w:rPr>
+                <w:color w:val="000000"/>
+                <w:sz w:val="18"/>
+                <w:szCs w:val="18"/>
+                <w:lang w:val="en-US"/>
+              </w:rPr>
+            </w:pPr>
+            <w:r>
+              <w:rPr>
+                <w:color w:val="000000"/>
+                <w:sz w:val="18"/>
+                <w:szCs w:val="18"/>
+                <w:lang w:val="en-US"/>
+              </w:rPr>
+              <w:t xml:space="preserve">NAT-ACL erstellen </w:t>
+            </w:r>
+          </w:p>
+          <w:p>
+            <w:pPr>
+              <w:pStyle w:val="Listenabsatz"/>
+              <w:numPr>
+                <w:ilvl w:val="0"/>
+                <w:numId w:val="22"/>
+              </w:numPr>
+              <w:rPr>
+                <w:color w:val="000000"/>
+                <w:sz w:val="18"/>
+                <w:szCs w:val="18"/>
+                <w:lang w:val="en-US"/>
+              </w:rPr>
+            </w:pPr>
+            <w:r>
+              <w:rPr>
+                <w:color w:val="000000"/>
+                <w:sz w:val="18"/>
+                <w:szCs w:val="18"/>
+                <w:lang w:val="en-US"/>
+              </w:rPr>
+              <w:t xml:space="preserve">VLAN 10 Produktion erfassen </w:t>
+            </w:r>
+          </w:p>
+          <w:p>
+            <w:pPr>
+              <w:pStyle w:val="Listenabsatz"/>
+              <w:numPr>
+                <w:ilvl w:val="0"/>
+                <w:numId w:val="22"/>
+              </w:numPr>
+              <w:rPr>
+                <w:color w:val="000000"/>
+                <w:sz w:val="18"/>
+                <w:szCs w:val="18"/>
+                <w:lang w:val="en-US"/>
+              </w:rPr>
+            </w:pPr>
+            <w:r>
+              <w:rPr>
+                <w:color w:val="000000"/>
+                <w:sz w:val="18"/>
+                <w:szCs w:val="18"/>
+                <w:lang w:val="en-US"/>
+              </w:rPr>
+              <w:t xml:space="preserve">VLAN 20 Office erfassen </w:t>
+            </w:r>
+          </w:p>
+          <w:p>
+            <w:pPr>
+              <w:pStyle w:val="Listenabsatz"/>
+              <w:numPr>
+                <w:ilvl w:val="0"/>
+                <w:numId w:val="2"/>
+              </w:numPr>
+              <w:rPr>
+                <w:color w:val="000000"/>
+                <w:sz w:val="18"/>
+                <w:szCs w:val="18"/>
+                <w:lang w:val="en-US"/>
+              </w:rPr>
+            </w:pPr>
+            <w:r>
+              <w:rPr>
+                <w:color w:val="000000"/>
+                <w:sz w:val="18"/>
+                <w:szCs w:val="18"/>
+                <w:lang w:val="en-US"/>
+              </w:rPr>
+              <w:t xml:space="preserve">Border-Router NAT/PAT konfigurieren </w:t>
+            </w:r>
+          </w:p>
+          <w:p>
+            <w:pPr>
+              <w:pStyle w:val="Listenabsatz"/>
+              <w:numPr>
+                <w:ilvl w:val="0"/>
+                <w:numId w:val="24"/>
+              </w:numPr>
+              <w:rPr>
+                <w:color w:val="000000"/>
+                <w:sz w:val="18"/>
+                <w:szCs w:val="18"/>
+                <w:lang w:val="en-US"/>
+              </w:rPr>
+            </w:pPr>
+            <w:proofErr w:type="spellStart"/>
+            <w:r>
+              <w:rPr>
+                <w:color w:val="000000"/>
+                <w:sz w:val="18"/>
+                <w:szCs w:val="18"/>
+                <w:lang w:val="en-US"/>
+              </w:rPr>
               <w:t>ip</w:t>
             </w:r>
             <w:proofErr w:type="spellEnd"/>
@@ -2056,7 +2450,7 @@
                 <w:szCs w:val="18"/>
                 <w:lang w:val="en-US"/>
               </w:rPr>
-              <w:t xml:space="preserve"> inside (Gi0/1), </w:t>
+              <w:t xml:space="preserve"> </w:t>
             </w:r>
             <w:proofErr w:type="spellStart"/>
             <w:r>
@@ -2066,6 +2460,41 @@
                 <w:szCs w:val="18"/>
                 <w:lang w:val="en-US"/>
               </w:rPr>
+              <w:t>inside</w:t>
+            </w:r>
+            <w:proofErr w:type="spellEnd"/>
+            <w:r>
+              <w:rPr>
+                <w:color w:val="000000"/>
+                <w:sz w:val="18"/>
+                <w:szCs w:val="18"/>
+                <w:lang w:val="en-US"/>
+              </w:rPr>
+              <w:t xml:space="preserve"> auf Gi0/1 Richtung HQ-Wien </w:t>
+            </w:r>
+          </w:p>
+          <w:p>
+            <w:pPr>
+              <w:pStyle w:val="Listenabsatz"/>
+              <w:numPr>
+                <w:ilvl w:val="0"/>
+                <w:numId w:val="24"/>
+              </w:numPr>
+              <w:rPr>
+                <w:color w:val="000000"/>
+                <w:sz w:val="18"/>
+                <w:szCs w:val="18"/>
+                <w:lang w:val="en-US"/>
+              </w:rPr>
+            </w:pPr>
+            <w:proofErr w:type="spellStart"/>
+            <w:r>
+              <w:rPr>
+                <w:color w:val="000000"/>
+                <w:sz w:val="18"/>
+                <w:szCs w:val="18"/>
+                <w:lang w:val="en-US"/>
+              </w:rPr>
               <w:t>ip</w:t>
             </w:r>
             <w:proofErr w:type="spellEnd"/>
@@ -2096,22 +2525,29 @@
                 <w:szCs w:val="18"/>
                 <w:lang w:val="en-US"/>
               </w:rPr>
-              <w:t xml:space="preserve"> outside (Gi0/0)</w:t>
-            </w:r>
-          </w:p>
-          <w:p>
-            <w:pPr>
-              <w:pStyle w:val="Listenabsatz"/>
-              <w:numPr>
-                <w:ilvl w:val="0"/>
-                <w:numId w:val="2"/>
-              </w:numPr>
-            </w:pPr>
-            <w:r>
-              <w:rPr>
-                <w:color w:val="000000"/>
-                <w:sz w:val="18"/>
-                <w:szCs w:val="18"/>
+              <w:t xml:space="preserve"> outside auf Gi0/0 Richtung WEB-/externes Netz </w:t>
+            </w:r>
+          </w:p>
+          <w:p>
+            <w:pPr>
+              <w:pStyle w:val="Listenabsatz"/>
+              <w:numPr>
+                <w:ilvl w:val="0"/>
+                <w:numId w:val="24"/>
+              </w:numPr>
+              <w:rPr>
+                <w:color w:val="000000"/>
+                <w:sz w:val="18"/>
+                <w:szCs w:val="18"/>
+                <w:lang w:val="en-US"/>
+              </w:rPr>
+            </w:pPr>
+            <w:r>
+              <w:rPr>
+                <w:color w:val="000000"/>
+                <w:sz w:val="18"/>
+                <w:szCs w:val="18"/>
+                <w:lang w:val="en-US"/>
               </w:rPr>
               <w:t xml:space="preserve">NAT </w:t>
             </w:r>
@@ -2121,6 +2557,7 @@
                 <w:color w:val="000000"/>
                 <w:sz w:val="18"/>
                 <w:szCs w:val="18"/>
+                <w:lang w:val="en-US"/>
               </w:rPr>
               <w:t>overload</w:t>
             </w:r>
@@ -2130,70 +2567,124 @@
                 <w:color w:val="000000"/>
                 <w:sz w:val="18"/>
                 <w:szCs w:val="18"/>
-              </w:rPr>
-              <w:t xml:space="preserve"> konfigurieren</w:t>
-            </w:r>
-          </w:p>
-          <w:p>
-            <w:pPr>
-              <w:pStyle w:val="Listenabsatz"/>
-              <w:numPr>
-                <w:ilvl w:val="0"/>
-                <w:numId w:val="2"/>
-              </w:numPr>
-            </w:pPr>
-            <w:r>
-              <w:rPr>
-                <w:color w:val="000000"/>
-                <w:sz w:val="18"/>
-                <w:szCs w:val="18"/>
-              </w:rPr>
-              <w:t>Test: Wien-PC → externes Netz / WEB-Server über NAT/PAT</w:t>
-            </w:r>
-          </w:p>
-          <w:p>
-            <w:pPr>
-              <w:pStyle w:val="Listenabsatz"/>
-              <w:numPr>
-                <w:ilvl w:val="0"/>
-                <w:numId w:val="2"/>
-              </w:numPr>
-              <w:rPr>
-                <w:lang w:val="en-US"/>
-              </w:rPr>
-            </w:pPr>
-            <w:r>
-              <w:rPr>
-                <w:color w:val="000000"/>
-                <w:sz w:val="18"/>
-                <w:szCs w:val="18"/>
-                <w:lang w:val="en-US"/>
-              </w:rPr>
-              <w:t>Screenshot: show interface tunnel 0 und tunnel 1</w:t>
-            </w:r>
-          </w:p>
-          <w:p>
-            <w:pPr>
-              <w:pStyle w:val="Listenabsatz"/>
-              <w:numPr>
-                <w:ilvl w:val="0"/>
-                <w:numId w:val="2"/>
-              </w:numPr>
-            </w:pPr>
-            <w:r>
-              <w:rPr>
-                <w:color w:val="000000"/>
-                <w:sz w:val="18"/>
-                <w:szCs w:val="18"/>
-              </w:rPr>
-              <w:t xml:space="preserve">Screenshot: </w:t>
-            </w:r>
+                <w:lang w:val="en-US"/>
+              </w:rPr>
+              <w:t xml:space="preserve"> konfigurieren </w:t>
+            </w:r>
+          </w:p>
+          <w:p>
+            <w:pPr>
+              <w:pStyle w:val="Listenabsatz"/>
+              <w:numPr>
+                <w:ilvl w:val="0"/>
+                <w:numId w:val="2"/>
+              </w:numPr>
+              <w:rPr>
+                <w:color w:val="000000"/>
+                <w:sz w:val="18"/>
+                <w:szCs w:val="18"/>
+                <w:lang w:val="en-US"/>
+              </w:rPr>
+            </w:pPr>
+            <w:r>
+              <w:rPr>
+                <w:color w:val="000000"/>
+                <w:sz w:val="18"/>
+                <w:szCs w:val="18"/>
+                <w:lang w:val="en-US"/>
+              </w:rPr>
+              <w:t xml:space="preserve">Test durchführen </w:t>
+            </w:r>
+          </w:p>
+          <w:p>
+            <w:pPr>
+              <w:pStyle w:val="Listenabsatz"/>
+              <w:numPr>
+                <w:ilvl w:val="0"/>
+                <w:numId w:val="25"/>
+              </w:numPr>
+              <w:rPr>
+                <w:color w:val="000000"/>
+                <w:sz w:val="18"/>
+                <w:szCs w:val="18"/>
+                <w:lang w:val="en-US"/>
+              </w:rPr>
+            </w:pPr>
+            <w:r>
+              <w:rPr>
+                <w:color w:val="000000"/>
+                <w:sz w:val="18"/>
+                <w:szCs w:val="18"/>
+                <w:lang w:val="en-US"/>
+              </w:rPr>
+              <w:t xml:space="preserve">Wien-PC → WEB-Server / externes Netz über NAT/PAT </w:t>
+            </w:r>
+          </w:p>
+          <w:p>
+            <w:pPr>
+              <w:pStyle w:val="Listenabsatz"/>
+              <w:numPr>
+                <w:ilvl w:val="0"/>
+                <w:numId w:val="25"/>
+              </w:numPr>
+              <w:rPr>
+                <w:color w:val="000000"/>
+                <w:sz w:val="18"/>
+                <w:szCs w:val="18"/>
+                <w:lang w:val="en-US"/>
+              </w:rPr>
+            </w:pPr>
+            <w:r>
+              <w:rPr>
+                <w:color w:val="000000"/>
+                <w:sz w:val="18"/>
+                <w:szCs w:val="18"/>
+                <w:lang w:val="en-US"/>
+              </w:rPr>
+              <w:t>Interne Branch-Netze dürfen nicht direkt über ISP geroutet werden</w:t>
+            </w:r>
+          </w:p>
+          <w:p>
+            <w:pPr>
+              <w:spacing w:before="100" w:beforeAutospacing="1" w:after="100" w:afterAutospacing="1"/>
+              <w:rPr>
+                <w:color w:val="000000"/>
+                <w:sz w:val="18"/>
+                <w:szCs w:val="18"/>
+                <w:lang w:val="en-US"/>
+              </w:rPr>
+            </w:pPr>
+            <w:r>
+              <w:rPr>
+                <w:color w:val="000000"/>
+                <w:sz w:val="18"/>
+                <w:szCs w:val="18"/>
+                <w:lang w:val="en-US"/>
+              </w:rPr>
+              <w:t>Screenshots erstellen:</w:t>
+            </w:r>
+          </w:p>
+          <w:p>
+            <w:pPr>
+              <w:numPr>
+                <w:ilvl w:val="0"/>
+                <w:numId w:val="2"/>
+              </w:numPr>
+              <w:spacing w:before="100" w:beforeAutospacing="1" w:after="100" w:afterAutospacing="1"/>
+              <w:rPr>
+                <w:color w:val="000000"/>
+                <w:sz w:val="18"/>
+                <w:szCs w:val="18"/>
+                <w:lang w:val="en-US"/>
+              </w:rPr>
+            </w:pPr>
             <w:proofErr w:type="spellStart"/>
             <w:r>
               <w:rPr>
                 <w:color w:val="000000"/>
                 <w:sz w:val="18"/>
                 <w:szCs w:val="18"/>
+                <w:lang w:val="en-US"/>
               </w:rPr>
               <w:t>show</w:t>
             </w:r>
@@ -2203,6 +2694,7 @@
                 <w:color w:val="000000"/>
                 <w:sz w:val="18"/>
                 <w:szCs w:val="18"/>
+                <w:lang w:val="en-US"/>
               </w:rPr>
               <w:t xml:space="preserve"> </w:t>
             </w:r>
@@ -2212,6 +2704,157 @@
                 <w:color w:val="000000"/>
                 <w:sz w:val="18"/>
                 <w:szCs w:val="18"/>
+                <w:lang w:val="en-US"/>
+              </w:rPr>
+              <w:t>interfaces</w:t>
+            </w:r>
+            <w:proofErr w:type="spellEnd"/>
+            <w:r>
+              <w:rPr>
+                <w:color w:val="000000"/>
+                <w:sz w:val="18"/>
+                <w:szCs w:val="18"/>
+                <w:lang w:val="en-US"/>
+              </w:rPr>
+              <w:t xml:space="preserve"> </w:t>
+            </w:r>
+            <w:proofErr w:type="spellStart"/>
+            <w:r>
+              <w:rPr>
+                <w:color w:val="000000"/>
+                <w:sz w:val="18"/>
+                <w:szCs w:val="18"/>
+                <w:lang w:val="en-US"/>
+              </w:rPr>
+              <w:t>tunnel</w:t>
+            </w:r>
+            <w:proofErr w:type="spellEnd"/>
+            <w:r>
+              <w:rPr>
+                <w:color w:val="000000"/>
+                <w:sz w:val="18"/>
+                <w:szCs w:val="18"/>
+                <w:lang w:val="en-US"/>
+              </w:rPr>
+              <w:t xml:space="preserve"> 0 </w:t>
+            </w:r>
+          </w:p>
+          <w:p>
+            <w:pPr>
+              <w:numPr>
+                <w:ilvl w:val="0"/>
+                <w:numId w:val="2"/>
+              </w:numPr>
+              <w:spacing w:before="100" w:beforeAutospacing="1" w:after="100" w:afterAutospacing="1"/>
+              <w:rPr>
+                <w:color w:val="000000"/>
+                <w:sz w:val="18"/>
+                <w:szCs w:val="18"/>
+                <w:lang w:val="en-US"/>
+              </w:rPr>
+            </w:pPr>
+            <w:proofErr w:type="spellStart"/>
+            <w:r>
+              <w:rPr>
+                <w:color w:val="000000"/>
+                <w:sz w:val="18"/>
+                <w:szCs w:val="18"/>
+                <w:lang w:val="en-US"/>
+              </w:rPr>
+              <w:t>show</w:t>
+            </w:r>
+            <w:proofErr w:type="spellEnd"/>
+            <w:r>
+              <w:rPr>
+                <w:color w:val="000000"/>
+                <w:sz w:val="18"/>
+                <w:szCs w:val="18"/>
+                <w:lang w:val="en-US"/>
+              </w:rPr>
+              <w:t xml:space="preserve"> </w:t>
+            </w:r>
+            <w:proofErr w:type="spellStart"/>
+            <w:r>
+              <w:rPr>
+                <w:color w:val="000000"/>
+                <w:sz w:val="18"/>
+                <w:szCs w:val="18"/>
+                <w:lang w:val="en-US"/>
+              </w:rPr>
+              <w:t>interfaces</w:t>
+            </w:r>
+            <w:proofErr w:type="spellEnd"/>
+            <w:r>
+              <w:rPr>
+                <w:color w:val="000000"/>
+                <w:sz w:val="18"/>
+                <w:szCs w:val="18"/>
+                <w:lang w:val="en-US"/>
+              </w:rPr>
+              <w:t xml:space="preserve"> </w:t>
+            </w:r>
+            <w:proofErr w:type="spellStart"/>
+            <w:r>
+              <w:rPr>
+                <w:color w:val="000000"/>
+                <w:sz w:val="18"/>
+                <w:szCs w:val="18"/>
+                <w:lang w:val="en-US"/>
+              </w:rPr>
+              <w:t>tunnel</w:t>
+            </w:r>
+            <w:proofErr w:type="spellEnd"/>
+            <w:r>
+              <w:rPr>
+                <w:color w:val="000000"/>
+                <w:sz w:val="18"/>
+                <w:szCs w:val="18"/>
+                <w:lang w:val="en-US"/>
+              </w:rPr>
+              <w:t xml:space="preserve"> 1 </w:t>
+            </w:r>
+          </w:p>
+          <w:p>
+            <w:pPr>
+              <w:numPr>
+                <w:ilvl w:val="0"/>
+                <w:numId w:val="2"/>
+              </w:numPr>
+              <w:spacing w:before="100" w:beforeAutospacing="1" w:after="100" w:afterAutospacing="1"/>
+              <w:rPr>
+                <w:color w:val="000000"/>
+                <w:sz w:val="18"/>
+                <w:szCs w:val="18"/>
+                <w:lang w:val="en-US"/>
+              </w:rPr>
+            </w:pPr>
+            <w:proofErr w:type="spellStart"/>
+            <w:r>
+              <w:rPr>
+                <w:color w:val="000000"/>
+                <w:sz w:val="18"/>
+                <w:szCs w:val="18"/>
+                <w:lang w:val="en-US"/>
+              </w:rPr>
+              <w:t>show</w:t>
+            </w:r>
+            <w:proofErr w:type="spellEnd"/>
+            <w:r>
+              <w:rPr>
+                <w:color w:val="000000"/>
+                <w:sz w:val="18"/>
+                <w:szCs w:val="18"/>
+                <w:lang w:val="en-US"/>
+              </w:rPr>
+              <w:t xml:space="preserve"> </w:t>
+            </w:r>
+            <w:proofErr w:type="spellStart"/>
+            <w:r>
+              <w:rPr>
+                <w:color w:val="000000"/>
+                <w:sz w:val="18"/>
+                <w:szCs w:val="18"/>
+                <w:lang w:val="en-US"/>
               </w:rPr>
               <w:t>ip</w:t>
             </w:r>
@@ -2221,6 +2864,90 @@
                 <w:color w:val="000000"/>
                 <w:sz w:val="18"/>
                 <w:szCs w:val="18"/>
+                <w:lang w:val="en-US"/>
+              </w:rPr>
+              <w:t xml:space="preserve"> route auf HQ-Wien-Router </w:t>
+            </w:r>
+          </w:p>
+          <w:p>
+            <w:pPr>
+              <w:numPr>
+                <w:ilvl w:val="0"/>
+                <w:numId w:val="2"/>
+              </w:numPr>
+              <w:spacing w:before="100" w:beforeAutospacing="1" w:after="100" w:afterAutospacing="1"/>
+              <w:rPr>
+                <w:color w:val="000000"/>
+                <w:sz w:val="18"/>
+                <w:szCs w:val="18"/>
+                <w:lang w:val="en-US"/>
+              </w:rPr>
+            </w:pPr>
+            <w:r>
+              <w:rPr>
+                <w:color w:val="000000"/>
+                <w:sz w:val="18"/>
+                <w:szCs w:val="18"/>
+                <w:lang w:val="en-US"/>
+              </w:rPr>
+              <w:t xml:space="preserve">ping über Tunnel0 zur Linz-Tunneladresse </w:t>
+            </w:r>
+          </w:p>
+          <w:p>
+            <w:pPr>
+              <w:numPr>
+                <w:ilvl w:val="0"/>
+                <w:numId w:val="2"/>
+              </w:numPr>
+              <w:spacing w:before="100" w:beforeAutospacing="1" w:after="100" w:afterAutospacing="1"/>
+              <w:rPr>
+                <w:color w:val="000000"/>
+                <w:sz w:val="18"/>
+                <w:szCs w:val="18"/>
+                <w:lang w:val="en-US"/>
+              </w:rPr>
+            </w:pPr>
+            <w:r>
+              <w:rPr>
+                <w:color w:val="000000"/>
+                <w:sz w:val="18"/>
+                <w:szCs w:val="18"/>
+                <w:lang w:val="en-US"/>
+              </w:rPr>
+              <w:t xml:space="preserve">ping über Tunnel1 zur Graz-Tunneladresse </w:t>
+            </w:r>
+          </w:p>
+          <w:p>
+            <w:pPr>
+              <w:numPr>
+                <w:ilvl w:val="0"/>
+                <w:numId w:val="2"/>
+              </w:numPr>
+              <w:spacing w:before="100" w:beforeAutospacing="1" w:after="100" w:afterAutospacing="1"/>
+              <w:rPr>
+                <w:color w:val="000000"/>
+                <w:sz w:val="18"/>
+                <w:szCs w:val="18"/>
+                <w:lang w:val="en-US"/>
+              </w:rPr>
+            </w:pPr>
+            <w:proofErr w:type="spellStart"/>
+            <w:r>
+              <w:rPr>
+                <w:color w:val="000000"/>
+                <w:sz w:val="18"/>
+                <w:szCs w:val="18"/>
+                <w:lang w:val="en-US"/>
+              </w:rPr>
+              <w:t>show</w:t>
+            </w:r>
+            <w:proofErr w:type="spellEnd"/>
+            <w:r>
+              <w:rPr>
+                <w:color w:val="000000"/>
+                <w:sz w:val="18"/>
+                <w:szCs w:val="18"/>
+                <w:lang w:val="en-US"/>
               </w:rPr>
               <w:t xml:space="preserve"> </w:t>
             </w:r>
@@ -2230,6 +2957,27 @@
                 <w:color w:val="000000"/>
                 <w:sz w:val="18"/>
                 <w:szCs w:val="18"/>
+                <w:lang w:val="en-US"/>
+              </w:rPr>
+              <w:t>ip</w:t>
+            </w:r>
+            <w:proofErr w:type="spellEnd"/>
+            <w:r>
+              <w:rPr>
+                <w:color w:val="000000"/>
+                <w:sz w:val="18"/>
+                <w:szCs w:val="18"/>
+                <w:lang w:val="en-US"/>
+              </w:rPr>
+              <w:t xml:space="preserve"> </w:t>
+            </w:r>
+            <w:proofErr w:type="spellStart"/>
+            <w:r>
+              <w:rPr>
+                <w:color w:val="000000"/>
+                <w:sz w:val="18"/>
+                <w:szCs w:val="18"/>
+                <w:lang w:val="en-US"/>
               </w:rPr>
               <w:t>nat</w:t>
             </w:r>
@@ -2239,6 +2987,7 @@
                 <w:color w:val="000000"/>
                 <w:sz w:val="18"/>
                 <w:szCs w:val="18"/>
+                <w:lang w:val="en-US"/>
               </w:rPr>
               <w:t xml:space="preserve"> </w:t>
             </w:r>
@@ -2248,31 +2997,35 @@
                 <w:color w:val="000000"/>
                 <w:sz w:val="18"/>
                 <w:szCs w:val="18"/>
+                <w:lang w:val="en-US"/>
               </w:rPr>
               <w:t>translations</w:t>
             </w:r>
             <w:proofErr w:type="spellEnd"/>
-          </w:p>
-          <w:p>
-            <w:pPr>
-              <w:pStyle w:val="Listenabsatz"/>
-              <w:numPr>
-                <w:ilvl w:val="0"/>
-                <w:numId w:val="2"/>
-              </w:numPr>
-              <w:rPr>
-                <w:lang w:val="en-US"/>
-              </w:rPr>
-            </w:pPr>
-            <w:r>
-              <w:rPr>
-                <w:color w:val="000000"/>
-                <w:sz w:val="18"/>
-                <w:szCs w:val="18"/>
-                <w:lang w:val="en-US"/>
-              </w:rPr>
-              <w:t xml:space="preserve">Screenshot: show </w:t>
-            </w:r>
+            <w:r>
+              <w:rPr>
+                <w:color w:val="000000"/>
+                <w:sz w:val="18"/>
+                <w:szCs w:val="18"/>
+                <w:lang w:val="en-US"/>
+              </w:rPr>
+              <w:t xml:space="preserve"> </w:t>
+            </w:r>
+          </w:p>
+          <w:p>
+            <w:pPr>
+              <w:numPr>
+                <w:ilvl w:val="0"/>
+                <w:numId w:val="2"/>
+              </w:numPr>
+              <w:spacing w:before="100" w:beforeAutospacing="1" w:after="100" w:afterAutospacing="1"/>
+              <w:rPr>
+                <w:color w:val="000000"/>
+                <w:sz w:val="18"/>
+                <w:szCs w:val="18"/>
+                <w:lang w:val="en-US"/>
+              </w:rPr>
+            </w:pPr>
             <w:proofErr w:type="spellStart"/>
             <w:r>
               <w:rPr>
@@ -2281,6 +3034,26 @@
                 <w:szCs w:val="18"/>
                 <w:lang w:val="en-US"/>
               </w:rPr>
+              <w:t>show</w:t>
+            </w:r>
+            <w:proofErr w:type="spellEnd"/>
+            <w:r>
+              <w:rPr>
+                <w:color w:val="000000"/>
+                <w:sz w:val="18"/>
+                <w:szCs w:val="18"/>
+                <w:lang w:val="en-US"/>
+              </w:rPr>
+              <w:t xml:space="preserve"> </w:t>
+            </w:r>
+            <w:proofErr w:type="spellStart"/>
+            <w:r>
+              <w:rPr>
+                <w:color w:val="000000"/>
+                <w:sz w:val="18"/>
+                <w:szCs w:val="18"/>
+                <w:lang w:val="en-US"/>
+              </w:rPr>
               <w:t>ip</w:t>
             </w:r>
             <w:proofErr w:type="spellEnd"/>
@@ -2311,8 +3084,19 @@
                 <w:szCs w:val="18"/>
                 <w:lang w:val="en-US"/>
               </w:rPr>
-              <w:t xml:space="preserve"> statistics</w:t>
-            </w:r>
+              <w:t xml:space="preserve"> </w:t>
+            </w:r>
+            <w:proofErr w:type="spellStart"/>
+            <w:r>
+              <w:rPr>
+                <w:color w:val="000000"/>
+                <w:sz w:val="18"/>
+                <w:szCs w:val="18"/>
+                <w:lang w:val="en-US"/>
+              </w:rPr>
+              <w:t>statistics</w:t>
+            </w:r>
+            <w:proofErr w:type="spellEnd"/>
           </w:p>
         </w:tc>
         <w:tc>
@@ -2670,7 +3454,14 @@
     <w:p>
       <w:pPr>
         <w:rPr>
-          <w:lang w:val="en-US"/>
+          <w:lang w:val="ru-RU"/>
+        </w:rPr>
+      </w:pPr>
+    </w:p>
+    <w:p>
+      <w:pPr>
+        <w:rPr>
+          <w:lang w:val="ru-RU"/>
         </w:rPr>
       </w:pPr>
     </w:p>
@@ -2686,6 +3477,7 @@
         <w:rPr>
           <w:lang w:val="en-US"/>
         </w:rPr>
+        <w:lastRenderedPageBreak/>
         <w:t>Woche</w:t>
       </w:r>
       <w:proofErr w:type="spellEnd"/>
@@ -2718,12 +3510,6 @@
         <w:gridCol w:w="4513"/>
       </w:tblGrid>
       <w:tr>
-        <w:tblPrEx>
-          <w:tblCellMar>
-            <w:top w:w="0" w:type="dxa"/>
-            <w:bottom w:w="0" w:type="dxa"/>
-          </w:tblCellMar>
-        </w:tblPrEx>
         <w:tc>
           <w:tcPr>
             <w:tcW w:w="9026" w:type="dxa"/>
@@ -2760,12 +3546,6 @@
         </w:tc>
       </w:tr>
       <w:tr>
-        <w:tblPrEx>
-          <w:tblCellMar>
-            <w:top w:w="0" w:type="dxa"/>
-            <w:bottom w:w="0" w:type="dxa"/>
-          </w:tblCellMar>
-        </w:tblPrEx>
         <w:tc>
           <w:tcPr>
             <w:tcW w:w="4513" w:type="dxa"/>
@@ -2858,12 +3638,6 @@
         </w:tc>
       </w:tr>
       <w:tr>
-        <w:tblPrEx>
-          <w:tblCellMar>
-            <w:top w:w="0" w:type="dxa"/>
-            <w:bottom w:w="0" w:type="dxa"/>
-          </w:tblCellMar>
-        </w:tblPrEx>
         <w:tc>
           <w:tcPr>
             <w:tcW w:w="4513" w:type="dxa"/>
@@ -3569,7 +4343,7 @@
     <w:p>
       <w:pPr>
         <w:rPr>
-          <w:lang w:val="ru-RU"/>
+          <w:lang w:val="en-US"/>
         </w:rPr>
       </w:pPr>
     </w:p>
@@ -3578,7 +4352,6 @@
         <w:pStyle w:val="berschrift1"/>
       </w:pPr>
       <w:r>
-        <w:lastRenderedPageBreak/>
         <w:t>Woche 4 — Abschlusstests &amp; Dokumentation</w:t>
       </w:r>
     </w:p>
@@ -3604,12 +4377,6 @@
         <w:gridCol w:w="4513"/>
       </w:tblGrid>
       <w:tr>
-        <w:tblPrEx>
-          <w:tblCellMar>
-            <w:top w:w="0" w:type="dxa"/>
-            <w:bottom w:w="0" w:type="dxa"/>
-          </w:tblCellMar>
-        </w:tblPrEx>
         <w:tc>
           <w:tcPr>
             <w:tcW w:w="9026" w:type="dxa"/>
@@ -3646,12 +4413,6 @@
         </w:tc>
       </w:tr>
       <w:tr>
-        <w:tblPrEx>
-          <w:tblCellMar>
-            <w:top w:w="0" w:type="dxa"/>
-            <w:bottom w:w="0" w:type="dxa"/>
-          </w:tblCellMar>
-        </w:tblPrEx>
         <w:tc>
           <w:tcPr>
             <w:tcW w:w="4513" w:type="dxa"/>
@@ -3726,12 +4487,6 @@
         </w:tc>
       </w:tr>
       <w:tr>
-        <w:tblPrEx>
-          <w:tblCellMar>
-            <w:top w:w="0" w:type="dxa"/>
-            <w:bottom w:w="0" w:type="dxa"/>
-          </w:tblCellMar>
-        </w:tblPrEx>
         <w:tc>
           <w:tcPr>
             <w:tcW w:w="4513" w:type="dxa"/>
@@ -4127,88 +4882,23 @@
       </w:tr>
     </w:tbl>
     <w:p/>
+    <w:p/>
+    <w:p/>
+    <w:p/>
+    <w:p/>
+    <w:p/>
+    <w:p/>
+    <w:p/>
+    <w:p/>
+    <w:p/>
+    <w:p/>
+    <w:p/>
     <w:p>
       <w:pPr>
-        <w:rPr>
-          <w:lang w:val="ru-RU"/>
-        </w:rPr>
-      </w:pPr>
-    </w:p>
-    <w:p>
-      <w:pPr>
-        <w:rPr>
-          <w:lang w:val="ru-RU"/>
-        </w:rPr>
-      </w:pPr>
-    </w:p>
-    <w:p>
-      <w:pPr>
-        <w:rPr>
-          <w:lang w:val="ru-RU"/>
-        </w:rPr>
-      </w:pPr>
-    </w:p>
-    <w:p>
-      <w:pPr>
-        <w:rPr>
-          <w:lang w:val="ru-RU"/>
-        </w:rPr>
-      </w:pPr>
-    </w:p>
-    <w:p>
-      <w:pPr>
-        <w:rPr>
-          <w:lang w:val="ru-RU"/>
-        </w:rPr>
-      </w:pPr>
-    </w:p>
-    <w:p>
-      <w:pPr>
-        <w:rPr>
-          <w:lang w:val="ru-RU"/>
-        </w:rPr>
-      </w:pPr>
-    </w:p>
-    <w:p>
-      <w:pPr>
-        <w:rPr>
-          <w:lang w:val="ru-RU"/>
-        </w:rPr>
-      </w:pPr>
-    </w:p>
-    <w:p>
-      <w:pPr>
-        <w:rPr>
-          <w:lang w:val="ru-RU"/>
-        </w:rPr>
-      </w:pPr>
-    </w:p>
-    <w:p>
-      <w:pPr>
-        <w:rPr>
-          <w:lang w:val="ru-RU"/>
-        </w:rPr>
-      </w:pPr>
-    </w:p>
-    <w:p>
-      <w:pPr>
-        <w:rPr>
-          <w:lang w:val="ru-RU"/>
-        </w:rPr>
-      </w:pPr>
-    </w:p>
-    <w:p>
-      <w:pPr>
-        <w:rPr>
-          <w:lang w:val="ru-RU"/>
-        </w:rPr>
-      </w:pPr>
-    </w:p>
-    <w:p>
-      <w:pPr>
         <w:pStyle w:val="berschrift1"/>
       </w:pPr>
       <w:r>
+        <w:lastRenderedPageBreak/>
         <w:t>Technische Hinweise</w:t>
       </w:r>
     </w:p>
@@ -4336,6 +5026,562 @@
 <file path=word/numbering.xml><?xml version="1.0" encoding="utf-8"?>
 <w:numbering xmlns:wpc="http://schemas.microsoft.com/office/word/2010/wordprocessingCanvas" xmlns:cx="http://schemas.microsoft.com/office/drawing/2014/chartex" xmlns:cx1="http://schemas.microsoft.com/office/drawing/2015/9/8/chartex" xmlns:cx2="http://schemas.microsoft.com/office/drawing/2015/10/21/chartex" xmlns:cx3="http://schemas.microsoft.com/office/drawing/2016/5/9/chartex" xmlns:cx4="http://schemas.microsoft.com/office/drawing/2016/5/10/chartex" xmlns:cx5="http://schemas.microsoft.com/office/drawing/2016/5/11/chartex" xmlns:cx6="http://schemas.microsoft.com/office/drawing/2016/5/12/chartex" xmlns:cx7="http://schemas.microsoft.com/office/drawing/2016/5/13/chartex" xmlns:cx8="http://schemas.microsoft.com/office/drawing/2016/5/14/chartex" xmlns:mc="http://schemas.openxmlformats.org/markup-compatibility/2006" xmlns:aink="http://schemas.microsoft.com/office/drawing/2016/ink" xmlns:am3d="http://schemas.microsoft.com/office/drawing/2017/model3d" xmlns:o="urn:schemas-microsoft-com:office:office" xmlns:oel="http://schemas.microsoft.com/office/2019/extlst" xmlns:r="http://schemas.openxmlformats.org/officeDocument/2006/relationships" xmlns:m="http://schemas.openxmlformats.org/officeDocument/2006/math" xmlns:v="urn:schemas-microsoft-com:vml" xmlns:wp14="http://schemas.microsoft.com/office/word/2010/wordprocessingDrawing" xmlns:wp="http://schemas.openxmlformats.org/drawingml/2006/wordprocessingDrawing" xmlns:w10="urn:schemas-microsoft-com:office:word" xmlns:w="http://schemas.openxmlformats.org/wordprocessingml/2006/main" xmlns:w14="http://schemas.microsoft.com/office/word/2010/wordml" xmlns:w15="http://schemas.microsoft.com/office/word/2012/wordml" xmlns:w16cex="http://schemas.microsoft.com/office/word/2018/wordml/cex" xmlns:w16cid="http://schemas.microsoft.com/office/word/2016/wordml/cid" xmlns:w16="http://schemas.microsoft.com/office/word/2018/wordml" xmlns:w16du="http://schemas.microsoft.com/office/word/2023/wordml/word16du" xmlns:w16sdtdh="http://schemas.microsoft.com/office/word/2020/wordml/sdtdatahash" xmlns:w16sdtfl="http://schemas.microsoft.com/office/word/2024/wordml/sdtformatlock" xmlns:w16se="http://schemas.microsoft.com/office/word/2015/wordml/symex" xmlns:wpg="http://schemas.microsoft.com/office/word/2010/wordprocessingGroup" xmlns:wpi="http://schemas.microsoft.com/office/word/2010/wordprocessingInk" xmlns:wne="http://schemas.microsoft.com/office/word/2006/wordml" xmlns:wps="http://schemas.microsoft.com/office/word/2010/wordprocessingShape" mc:Ignorable="w14 w15 w16se w16cid w16 w16cex w16sdtdh w16sdtfl w16du wp14">
   <w:abstractNum w:abstractNumId="0" w15:restartNumberingAfterBreak="0">
+    <w:nsid w:val="00E61808"/>
+    <w:multiLevelType w:val="hybridMultilevel"/>
+    <w:tmpl w:val="906CE2A8"/>
+    <w:lvl w:ilvl="0" w:tplc="FFFFFFFF">
+      <w:start w:val="1"/>
+      <w:numFmt w:val="decimal"/>
+      <w:lvlText w:val="%1."/>
+      <w:lvlJc w:val="left"/>
+      <w:pPr>
+        <w:ind w:left="900" w:hanging="360"/>
+      </w:pPr>
+    </w:lvl>
+    <w:lvl w:ilvl="1" w:tplc="FFFFFFFF" w:tentative="1">
+      <w:start w:val="1"/>
+      <w:numFmt w:val="lowerLetter"/>
+      <w:lvlText w:val="%2."/>
+      <w:lvlJc w:val="left"/>
+      <w:pPr>
+        <w:ind w:left="1620" w:hanging="360"/>
+      </w:pPr>
+    </w:lvl>
+    <w:lvl w:ilvl="2" w:tplc="FFFFFFFF" w:tentative="1">
+      <w:start w:val="1"/>
+      <w:numFmt w:val="lowerRoman"/>
+      <w:lvlText w:val="%3."/>
+      <w:lvlJc w:val="right"/>
+      <w:pPr>
+        <w:ind w:left="2340" w:hanging="180"/>
+      </w:pPr>
+    </w:lvl>
+    <w:lvl w:ilvl="3" w:tplc="FFFFFFFF" w:tentative="1">
+      <w:start w:val="1"/>
+      <w:numFmt w:val="decimal"/>
+      <w:lvlText w:val="%4."/>
+      <w:lvlJc w:val="left"/>
+      <w:pPr>
+        <w:ind w:left="3060" w:hanging="360"/>
+      </w:pPr>
+    </w:lvl>
+    <w:lvl w:ilvl="4" w:tplc="FFFFFFFF" w:tentative="1">
+      <w:start w:val="1"/>
+      <w:numFmt w:val="lowerLetter"/>
+      <w:lvlText w:val="%5."/>
+      <w:lvlJc w:val="left"/>
+      <w:pPr>
+        <w:ind w:left="3780" w:hanging="360"/>
+      </w:pPr>
+    </w:lvl>
+    <w:lvl w:ilvl="5" w:tplc="FFFFFFFF" w:tentative="1">
+      <w:start w:val="1"/>
+      <w:numFmt w:val="lowerRoman"/>
+      <w:lvlText w:val="%6."/>
+      <w:lvlJc w:val="right"/>
+      <w:pPr>
+        <w:ind w:left="4500" w:hanging="180"/>
+      </w:pPr>
+    </w:lvl>
+    <w:lvl w:ilvl="6" w:tplc="FFFFFFFF" w:tentative="1">
+      <w:start w:val="1"/>
+      <w:numFmt w:val="decimal"/>
+      <w:lvlText w:val="%7."/>
+      <w:lvlJc w:val="left"/>
+      <w:pPr>
+        <w:ind w:left="5220" w:hanging="360"/>
+      </w:pPr>
+    </w:lvl>
+    <w:lvl w:ilvl="7" w:tplc="FFFFFFFF" w:tentative="1">
+      <w:start w:val="1"/>
+      <w:numFmt w:val="lowerLetter"/>
+      <w:lvlText w:val="%8."/>
+      <w:lvlJc w:val="left"/>
+      <w:pPr>
+        <w:ind w:left="5940" w:hanging="360"/>
+      </w:pPr>
+    </w:lvl>
+    <w:lvl w:ilvl="8" w:tplc="FFFFFFFF" w:tentative="1">
+      <w:start w:val="1"/>
+      <w:numFmt w:val="lowerRoman"/>
+      <w:lvlText w:val="%9."/>
+      <w:lvlJc w:val="right"/>
+      <w:pPr>
+        <w:ind w:left="6660" w:hanging="180"/>
+      </w:pPr>
+    </w:lvl>
+  </w:abstractNum>
+  <w:abstractNum w:abstractNumId="1" w15:restartNumberingAfterBreak="0">
+    <w:nsid w:val="106778EE"/>
+    <w:multiLevelType w:val="hybridMultilevel"/>
+    <w:tmpl w:val="34E6A96A"/>
+    <w:lvl w:ilvl="0" w:tplc="0C07000F">
+      <w:start w:val="1"/>
+      <w:numFmt w:val="decimal"/>
+      <w:lvlText w:val="%1."/>
+      <w:lvlJc w:val="left"/>
+      <w:pPr>
+        <w:ind w:left="900" w:hanging="360"/>
+      </w:pPr>
+    </w:lvl>
+    <w:lvl w:ilvl="1" w:tplc="0C070019" w:tentative="1">
+      <w:start w:val="1"/>
+      <w:numFmt w:val="lowerLetter"/>
+      <w:lvlText w:val="%2."/>
+      <w:lvlJc w:val="left"/>
+      <w:pPr>
+        <w:ind w:left="1620" w:hanging="360"/>
+      </w:pPr>
+    </w:lvl>
+    <w:lvl w:ilvl="2" w:tplc="0C07001B" w:tentative="1">
+      <w:start w:val="1"/>
+      <w:numFmt w:val="lowerRoman"/>
+      <w:lvlText w:val="%3."/>
+      <w:lvlJc w:val="right"/>
+      <w:pPr>
+        <w:ind w:left="2340" w:hanging="180"/>
+      </w:pPr>
+    </w:lvl>
+    <w:lvl w:ilvl="3" w:tplc="0C07000F" w:tentative="1">
+      <w:start w:val="1"/>
+      <w:numFmt w:val="decimal"/>
+      <w:lvlText w:val="%4."/>
+      <w:lvlJc w:val="left"/>
+      <w:pPr>
+        <w:ind w:left="3060" w:hanging="360"/>
+      </w:pPr>
+    </w:lvl>
+    <w:lvl w:ilvl="4" w:tplc="0C070019" w:tentative="1">
+      <w:start w:val="1"/>
+      <w:numFmt w:val="lowerLetter"/>
+      <w:lvlText w:val="%5."/>
+      <w:lvlJc w:val="left"/>
+      <w:pPr>
+        <w:ind w:left="3780" w:hanging="360"/>
+      </w:pPr>
+    </w:lvl>
+    <w:lvl w:ilvl="5" w:tplc="0C07001B" w:tentative="1">
+      <w:start w:val="1"/>
+      <w:numFmt w:val="lowerRoman"/>
+      <w:lvlText w:val="%6."/>
+      <w:lvlJc w:val="right"/>
+      <w:pPr>
+        <w:ind w:left="4500" w:hanging="180"/>
+      </w:pPr>
+    </w:lvl>
+    <w:lvl w:ilvl="6" w:tplc="0C07000F" w:tentative="1">
+      <w:start w:val="1"/>
+      <w:numFmt w:val="decimal"/>
+      <w:lvlText w:val="%7."/>
+      <w:lvlJc w:val="left"/>
+      <w:pPr>
+        <w:ind w:left="5220" w:hanging="360"/>
+      </w:pPr>
+    </w:lvl>
+    <w:lvl w:ilvl="7" w:tplc="0C070019" w:tentative="1">
+      <w:start w:val="1"/>
+      <w:numFmt w:val="lowerLetter"/>
+      <w:lvlText w:val="%8."/>
+      <w:lvlJc w:val="left"/>
+      <w:pPr>
+        <w:ind w:left="5940" w:hanging="360"/>
+      </w:pPr>
+    </w:lvl>
+    <w:lvl w:ilvl="8" w:tplc="0C07001B" w:tentative="1">
+      <w:start w:val="1"/>
+      <w:numFmt w:val="lowerRoman"/>
+      <w:lvlText w:val="%9."/>
+      <w:lvlJc w:val="right"/>
+      <w:pPr>
+        <w:ind w:left="6660" w:hanging="180"/>
+      </w:pPr>
+    </w:lvl>
+  </w:abstractNum>
+  <w:abstractNum w:abstractNumId="2" w15:restartNumberingAfterBreak="0">
+    <w:nsid w:val="13973070"/>
+    <w:multiLevelType w:val="multilevel"/>
+    <w:tmpl w:val="D018B34E"/>
+    <w:lvl w:ilvl="0">
+      <w:start w:val="1"/>
+      <w:numFmt w:val="bullet"/>
+      <w:lvlText w:val=""/>
+      <w:lvlJc w:val="left"/>
+      <w:pPr>
+        <w:tabs>
+          <w:tab w:val="num" w:pos="720"/>
+        </w:tabs>
+        <w:ind w:left="720" w:hanging="360"/>
+      </w:pPr>
+      <w:rPr>
+        <w:rFonts w:ascii="Symbol" w:hAnsi="Symbol" w:hint="default"/>
+        <w:sz w:val="20"/>
+      </w:rPr>
+    </w:lvl>
+    <w:lvl w:ilvl="1" w:tentative="1">
+      <w:start w:val="1"/>
+      <w:numFmt w:val="bullet"/>
+      <w:lvlText w:val="o"/>
+      <w:lvlJc w:val="left"/>
+      <w:pPr>
+        <w:tabs>
+          <w:tab w:val="num" w:pos="1440"/>
+        </w:tabs>
+        <w:ind w:left="1440" w:hanging="360"/>
+      </w:pPr>
+      <w:rPr>
+        <w:rFonts w:ascii="Courier New" w:hAnsi="Courier New" w:hint="default"/>
+        <w:sz w:val="20"/>
+      </w:rPr>
+    </w:lvl>
+    <w:lvl w:ilvl="2" w:tentative="1">
+      <w:start w:val="1"/>
+      <w:numFmt w:val="bullet"/>
+      <w:lvlText w:val=""/>
+      <w:lvlJc w:val="left"/>
+      <w:pPr>
+        <w:tabs>
+          <w:tab w:val="num" w:pos="2160"/>
+        </w:tabs>
+        <w:ind w:left="2160" w:hanging="360"/>
+      </w:pPr>
+      <w:rPr>
+        <w:rFonts w:ascii="Wingdings" w:hAnsi="Wingdings" w:hint="default"/>
+        <w:sz w:val="20"/>
+      </w:rPr>
+    </w:lvl>
+    <w:lvl w:ilvl="3" w:tentative="1">
+      <w:start w:val="1"/>
+      <w:numFmt w:val="bullet"/>
+      <w:lvlText w:val=""/>
+      <w:lvlJc w:val="left"/>
+      <w:pPr>
+        <w:tabs>
+          <w:tab w:val="num" w:pos="2880"/>
+        </w:tabs>
+        <w:ind w:left="2880" w:hanging="360"/>
+      </w:pPr>
+      <w:rPr>
+        <w:rFonts w:ascii="Wingdings" w:hAnsi="Wingdings" w:hint="default"/>
+        <w:sz w:val="20"/>
+      </w:rPr>
+    </w:lvl>
+    <w:lvl w:ilvl="4" w:tentative="1">
+      <w:start w:val="1"/>
+      <w:numFmt w:val="bullet"/>
+      <w:lvlText w:val=""/>
+      <w:lvlJc w:val="left"/>
+      <w:pPr>
+        <w:tabs>
+          <w:tab w:val="num" w:pos="3600"/>
+        </w:tabs>
+        <w:ind w:left="3600" w:hanging="360"/>
+      </w:pPr>
+      <w:rPr>
+        <w:rFonts w:ascii="Wingdings" w:hAnsi="Wingdings" w:hint="default"/>
+        <w:sz w:val="20"/>
+      </w:rPr>
+    </w:lvl>
+    <w:lvl w:ilvl="5" w:tentative="1">
+      <w:start w:val="1"/>
+      <w:numFmt w:val="bullet"/>
+      <w:lvlText w:val=""/>
+      <w:lvlJc w:val="left"/>
+      <w:pPr>
+        <w:tabs>
+          <w:tab w:val="num" w:pos="4320"/>
+        </w:tabs>
+        <w:ind w:left="4320" w:hanging="360"/>
+      </w:pPr>
+      <w:rPr>
+        <w:rFonts w:ascii="Wingdings" w:hAnsi="Wingdings" w:hint="default"/>
+        <w:sz w:val="20"/>
+      </w:rPr>
+    </w:lvl>
+    <w:lvl w:ilvl="6" w:tentative="1">
+      <w:start w:val="1"/>
+      <w:numFmt w:val="bullet"/>
+      <w:lvlText w:val=""/>
+      <w:lvlJc w:val="left"/>
+      <w:pPr>
+        <w:tabs>
+          <w:tab w:val="num" w:pos="5040"/>
+        </w:tabs>
+        <w:ind w:left="5040" w:hanging="360"/>
+      </w:pPr>
+      <w:rPr>
+        <w:rFonts w:ascii="Wingdings" w:hAnsi="Wingdings" w:hint="default"/>
+        <w:sz w:val="20"/>
+      </w:rPr>
+    </w:lvl>
+    <w:lvl w:ilvl="7" w:tentative="1">
+      <w:start w:val="1"/>
+      <w:numFmt w:val="bullet"/>
+      <w:lvlText w:val=""/>
+      <w:lvlJc w:val="left"/>
+      <w:pPr>
+        <w:tabs>
+          <w:tab w:val="num" w:pos="5760"/>
+        </w:tabs>
+        <w:ind w:left="5760" w:hanging="360"/>
+      </w:pPr>
+      <w:rPr>
+        <w:rFonts w:ascii="Wingdings" w:hAnsi="Wingdings" w:hint="default"/>
+        <w:sz w:val="20"/>
+      </w:rPr>
+    </w:lvl>
+    <w:lvl w:ilvl="8" w:tentative="1">
+      <w:start w:val="1"/>
+      <w:numFmt w:val="bullet"/>
+      <w:lvlText w:val=""/>
+      <w:lvlJc w:val="left"/>
+      <w:pPr>
+        <w:tabs>
+          <w:tab w:val="num" w:pos="6480"/>
+        </w:tabs>
+        <w:ind w:left="6480" w:hanging="360"/>
+      </w:pPr>
+      <w:rPr>
+        <w:rFonts w:ascii="Wingdings" w:hAnsi="Wingdings" w:hint="default"/>
+        <w:sz w:val="20"/>
+      </w:rPr>
+    </w:lvl>
+  </w:abstractNum>
+  <w:abstractNum w:abstractNumId="3" w15:restartNumberingAfterBreak="0">
+    <w:nsid w:val="184E1997"/>
+    <w:multiLevelType w:val="multilevel"/>
+    <w:tmpl w:val="D0A2636C"/>
+    <w:lvl w:ilvl="0">
+      <w:start w:val="1"/>
+      <w:numFmt w:val="bullet"/>
+      <w:lvlText w:val=""/>
+      <w:lvlJc w:val="left"/>
+      <w:pPr>
+        <w:tabs>
+          <w:tab w:val="num" w:pos="720"/>
+        </w:tabs>
+        <w:ind w:left="720" w:hanging="360"/>
+      </w:pPr>
+      <w:rPr>
+        <w:rFonts w:ascii="Symbol" w:hAnsi="Symbol" w:hint="default"/>
+        <w:sz w:val="20"/>
+      </w:rPr>
+    </w:lvl>
+    <w:lvl w:ilvl="1" w:tentative="1">
+      <w:start w:val="1"/>
+      <w:numFmt w:val="bullet"/>
+      <w:lvlText w:val="o"/>
+      <w:lvlJc w:val="left"/>
+      <w:pPr>
+        <w:tabs>
+          <w:tab w:val="num" w:pos="1440"/>
+        </w:tabs>
+        <w:ind w:left="1440" w:hanging="360"/>
+      </w:pPr>
+      <w:rPr>
+        <w:rFonts w:ascii="Courier New" w:hAnsi="Courier New" w:hint="default"/>
+        <w:sz w:val="20"/>
+      </w:rPr>
+    </w:lvl>
+    <w:lvl w:ilvl="2" w:tentative="1">
+      <w:start w:val="1"/>
+      <w:numFmt w:val="bullet"/>
+      <w:lvlText w:val=""/>
+      <w:lvlJc w:val="left"/>
+      <w:pPr>
+        <w:tabs>
+          <w:tab w:val="num" w:pos="2160"/>
+        </w:tabs>
+        <w:ind w:left="2160" w:hanging="360"/>
+      </w:pPr>
+      <w:rPr>
+        <w:rFonts w:ascii="Wingdings" w:hAnsi="Wingdings" w:hint="default"/>
+        <w:sz w:val="20"/>
+      </w:rPr>
+    </w:lvl>
+    <w:lvl w:ilvl="3" w:tentative="1">
+      <w:start w:val="1"/>
+      <w:numFmt w:val="bullet"/>
+      <w:lvlText w:val=""/>
+      <w:lvlJc w:val="left"/>
+      <w:pPr>
+        <w:tabs>
+          <w:tab w:val="num" w:pos="2880"/>
+        </w:tabs>
+        <w:ind w:left="2880" w:hanging="360"/>
+      </w:pPr>
+      <w:rPr>
+        <w:rFonts w:ascii="Wingdings" w:hAnsi="Wingdings" w:hint="default"/>
+        <w:sz w:val="20"/>
+      </w:rPr>
+    </w:lvl>
+    <w:lvl w:ilvl="4" w:tentative="1">
+      <w:start w:val="1"/>
+      <w:numFmt w:val="bullet"/>
+      <w:lvlText w:val=""/>
+      <w:lvlJc w:val="left"/>
+      <w:pPr>
+        <w:tabs>
+          <w:tab w:val="num" w:pos="3600"/>
+        </w:tabs>
+        <w:ind w:left="3600" w:hanging="360"/>
+      </w:pPr>
+      <w:rPr>
+        <w:rFonts w:ascii="Wingdings" w:hAnsi="Wingdings" w:hint="default"/>
+        <w:sz w:val="20"/>
+      </w:rPr>
+    </w:lvl>
+    <w:lvl w:ilvl="5" w:tentative="1">
+      <w:start w:val="1"/>
+      <w:numFmt w:val="bullet"/>
+      <w:lvlText w:val=""/>
+      <w:lvlJc w:val="left"/>
+      <w:pPr>
+        <w:tabs>
+          <w:tab w:val="num" w:pos="4320"/>
+        </w:tabs>
+        <w:ind w:left="4320" w:hanging="360"/>
+      </w:pPr>
+      <w:rPr>
+        <w:rFonts w:ascii="Wingdings" w:hAnsi="Wingdings" w:hint="default"/>
+        <w:sz w:val="20"/>
+      </w:rPr>
+    </w:lvl>
+    <w:lvl w:ilvl="6" w:tentative="1">
+      <w:start w:val="1"/>
+      <w:numFmt w:val="bullet"/>
+      <w:lvlText w:val=""/>
+      <w:lvlJc w:val="left"/>
+      <w:pPr>
+        <w:tabs>
+          <w:tab w:val="num" w:pos="5040"/>
+        </w:tabs>
+        <w:ind w:left="5040" w:hanging="360"/>
+      </w:pPr>
+      <w:rPr>
+        <w:rFonts w:ascii="Wingdings" w:hAnsi="Wingdings" w:hint="default"/>
+        <w:sz w:val="20"/>
+      </w:rPr>
+    </w:lvl>
+    <w:lvl w:ilvl="7" w:tentative="1">
+      <w:start w:val="1"/>
+      <w:numFmt w:val="bullet"/>
+      <w:lvlText w:val=""/>
+      <w:lvlJc w:val="left"/>
+      <w:pPr>
+        <w:tabs>
+          <w:tab w:val="num" w:pos="5760"/>
+        </w:tabs>
+        <w:ind w:left="5760" w:hanging="360"/>
+      </w:pPr>
+      <w:rPr>
+        <w:rFonts w:ascii="Wingdings" w:hAnsi="Wingdings" w:hint="default"/>
+        <w:sz w:val="20"/>
+      </w:rPr>
+    </w:lvl>
+    <w:lvl w:ilvl="8" w:tentative="1">
+      <w:start w:val="1"/>
+      <w:numFmt w:val="bullet"/>
+      <w:lvlText w:val=""/>
+      <w:lvlJc w:val="left"/>
+      <w:pPr>
+        <w:tabs>
+          <w:tab w:val="num" w:pos="6480"/>
+        </w:tabs>
+        <w:ind w:left="6480" w:hanging="360"/>
+      </w:pPr>
+      <w:rPr>
+        <w:rFonts w:ascii="Wingdings" w:hAnsi="Wingdings" w:hint="default"/>
+        <w:sz w:val="20"/>
+      </w:rPr>
+    </w:lvl>
+  </w:abstractNum>
+  <w:abstractNum w:abstractNumId="4" w15:restartNumberingAfterBreak="0">
+    <w:nsid w:val="1A8179BA"/>
+    <w:multiLevelType w:val="hybridMultilevel"/>
+    <w:tmpl w:val="1542E2F2"/>
+    <w:lvl w:ilvl="0" w:tplc="FFFFFFFF">
+      <w:start w:val="1"/>
+      <w:numFmt w:val="decimal"/>
+      <w:lvlText w:val="%1."/>
+      <w:lvlJc w:val="left"/>
+      <w:pPr>
+        <w:ind w:left="1080" w:hanging="360"/>
+      </w:pPr>
+    </w:lvl>
+    <w:lvl w:ilvl="1" w:tplc="FFFFFFFF" w:tentative="1">
+      <w:start w:val="1"/>
+      <w:numFmt w:val="lowerLetter"/>
+      <w:lvlText w:val="%2."/>
+      <w:lvlJc w:val="left"/>
+      <w:pPr>
+        <w:ind w:left="1620" w:hanging="360"/>
+      </w:pPr>
+    </w:lvl>
+    <w:lvl w:ilvl="2" w:tplc="FFFFFFFF" w:tentative="1">
+      <w:start w:val="1"/>
+      <w:numFmt w:val="lowerRoman"/>
+      <w:lvlText w:val="%3."/>
+      <w:lvlJc w:val="right"/>
+      <w:pPr>
+        <w:ind w:left="2340" w:hanging="180"/>
+      </w:pPr>
+    </w:lvl>
+    <w:lvl w:ilvl="3" w:tplc="FFFFFFFF" w:tentative="1">
+      <w:start w:val="1"/>
+      <w:numFmt w:val="decimal"/>
+      <w:lvlText w:val="%4."/>
+      <w:lvlJc w:val="left"/>
+      <w:pPr>
+        <w:ind w:left="3060" w:hanging="360"/>
+      </w:pPr>
+    </w:lvl>
+    <w:lvl w:ilvl="4" w:tplc="FFFFFFFF" w:tentative="1">
+      <w:start w:val="1"/>
+      <w:numFmt w:val="lowerLetter"/>
+      <w:lvlText w:val="%5."/>
+      <w:lvlJc w:val="left"/>
+      <w:pPr>
+        <w:ind w:left="3780" w:hanging="360"/>
+      </w:pPr>
+    </w:lvl>
+    <w:lvl w:ilvl="5" w:tplc="FFFFFFFF" w:tentative="1">
+      <w:start w:val="1"/>
+      <w:numFmt w:val="lowerRoman"/>
+      <w:lvlText w:val="%6."/>
+      <w:lvlJc w:val="right"/>
+      <w:pPr>
+        <w:ind w:left="4500" w:hanging="180"/>
+      </w:pPr>
+    </w:lvl>
+    <w:lvl w:ilvl="6" w:tplc="FFFFFFFF" w:tentative="1">
+      <w:start w:val="1"/>
+      <w:numFmt w:val="decimal"/>
+      <w:lvlText w:val="%7."/>
+      <w:lvlJc w:val="left"/>
+      <w:pPr>
+        <w:ind w:left="5220" w:hanging="360"/>
+      </w:pPr>
+    </w:lvl>
+    <w:lvl w:ilvl="7" w:tplc="FFFFFFFF" w:tentative="1">
+      <w:start w:val="1"/>
+      <w:numFmt w:val="lowerLetter"/>
+      <w:lvlText w:val="%8."/>
+      <w:lvlJc w:val="left"/>
+      <w:pPr>
+        <w:ind w:left="5940" w:hanging="360"/>
+      </w:pPr>
+    </w:lvl>
+    <w:lvl w:ilvl="8" w:tplc="FFFFFFFF" w:tentative="1">
+      <w:start w:val="1"/>
+      <w:numFmt w:val="lowerRoman"/>
+      <w:lvlText w:val="%9."/>
+      <w:lvlJc w:val="right"/>
+      <w:pPr>
+        <w:ind w:left="6660" w:hanging="180"/>
+      </w:pPr>
+    </w:lvl>
+  </w:abstractNum>
+  <w:abstractNum w:abstractNumId="5" w15:restartNumberingAfterBreak="0">
     <w:nsid w:val="1DE91FDD"/>
     <w:multiLevelType w:val="hybridMultilevel"/>
     <w:tmpl w:val="DBCE1292"/>
@@ -4421,10 +5667,308 @@
       </w:pPr>
     </w:lvl>
   </w:abstractNum>
-  <w:abstractNum w:abstractNumId="1" w15:restartNumberingAfterBreak="0">
+  <w:abstractNum w:abstractNumId="6" w15:restartNumberingAfterBreak="0">
+    <w:nsid w:val="1E3176E2"/>
+    <w:multiLevelType w:val="multilevel"/>
+    <w:tmpl w:val="3ACCF700"/>
+    <w:lvl w:ilvl="0">
+      <w:start w:val="1"/>
+      <w:numFmt w:val="bullet"/>
+      <w:lvlText w:val=""/>
+      <w:lvlJc w:val="left"/>
+      <w:pPr>
+        <w:tabs>
+          <w:tab w:val="num" w:pos="720"/>
+        </w:tabs>
+        <w:ind w:left="720" w:hanging="360"/>
+      </w:pPr>
+      <w:rPr>
+        <w:rFonts w:ascii="Symbol" w:hAnsi="Symbol" w:hint="default"/>
+        <w:sz w:val="20"/>
+      </w:rPr>
+    </w:lvl>
+    <w:lvl w:ilvl="1" w:tentative="1">
+      <w:start w:val="1"/>
+      <w:numFmt w:val="bullet"/>
+      <w:lvlText w:val="o"/>
+      <w:lvlJc w:val="left"/>
+      <w:pPr>
+        <w:tabs>
+          <w:tab w:val="num" w:pos="1440"/>
+        </w:tabs>
+        <w:ind w:left="1440" w:hanging="360"/>
+      </w:pPr>
+      <w:rPr>
+        <w:rFonts w:ascii="Courier New" w:hAnsi="Courier New" w:hint="default"/>
+        <w:sz w:val="20"/>
+      </w:rPr>
+    </w:lvl>
+    <w:lvl w:ilvl="2" w:tentative="1">
+      <w:start w:val="1"/>
+      <w:numFmt w:val="bullet"/>
+      <w:lvlText w:val=""/>
+      <w:lvlJc w:val="left"/>
+      <w:pPr>
+        <w:tabs>
+          <w:tab w:val="num" w:pos="2160"/>
+        </w:tabs>
+        <w:ind w:left="2160" w:hanging="360"/>
+      </w:pPr>
+      <w:rPr>
+        <w:rFonts w:ascii="Wingdings" w:hAnsi="Wingdings" w:hint="default"/>
+        <w:sz w:val="20"/>
+      </w:rPr>
+    </w:lvl>
+    <w:lvl w:ilvl="3" w:tentative="1">
+      <w:start w:val="1"/>
+      <w:numFmt w:val="bullet"/>
+      <w:lvlText w:val=""/>
+      <w:lvlJc w:val="left"/>
+      <w:pPr>
+        <w:tabs>
+          <w:tab w:val="num" w:pos="2880"/>
+        </w:tabs>
+        <w:ind w:left="2880" w:hanging="360"/>
+      </w:pPr>
+      <w:rPr>
+        <w:rFonts w:ascii="Wingdings" w:hAnsi="Wingdings" w:hint="default"/>
+        <w:sz w:val="20"/>
+      </w:rPr>
+    </w:lvl>
+    <w:lvl w:ilvl="4" w:tentative="1">
+      <w:start w:val="1"/>
+      <w:numFmt w:val="bullet"/>
+      <w:lvlText w:val=""/>
+      <w:lvlJc w:val="left"/>
+      <w:pPr>
+        <w:tabs>
+          <w:tab w:val="num" w:pos="3600"/>
+        </w:tabs>
+        <w:ind w:left="3600" w:hanging="360"/>
+      </w:pPr>
+      <w:rPr>
+        <w:rFonts w:ascii="Wingdings" w:hAnsi="Wingdings" w:hint="default"/>
+        <w:sz w:val="20"/>
+      </w:rPr>
+    </w:lvl>
+    <w:lvl w:ilvl="5" w:tentative="1">
+      <w:start w:val="1"/>
+      <w:numFmt w:val="bullet"/>
+      <w:lvlText w:val=""/>
+      <w:lvlJc w:val="left"/>
+      <w:pPr>
+        <w:tabs>
+          <w:tab w:val="num" w:pos="4320"/>
+        </w:tabs>
+        <w:ind w:left="4320" w:hanging="360"/>
+      </w:pPr>
+      <w:rPr>
+        <w:rFonts w:ascii="Wingdings" w:hAnsi="Wingdings" w:hint="default"/>
+        <w:sz w:val="20"/>
+      </w:rPr>
+    </w:lvl>
+    <w:lvl w:ilvl="6" w:tentative="1">
+      <w:start w:val="1"/>
+      <w:numFmt w:val="bullet"/>
+      <w:lvlText w:val=""/>
+      <w:lvlJc w:val="left"/>
+      <w:pPr>
+        <w:tabs>
+          <w:tab w:val="num" w:pos="5040"/>
+        </w:tabs>
+        <w:ind w:left="5040" w:hanging="360"/>
+      </w:pPr>
+      <w:rPr>
+        <w:rFonts w:ascii="Wingdings" w:hAnsi="Wingdings" w:hint="default"/>
+        <w:sz w:val="20"/>
+      </w:rPr>
+    </w:lvl>
+    <w:lvl w:ilvl="7" w:tentative="1">
+      <w:start w:val="1"/>
+      <w:numFmt w:val="bullet"/>
+      <w:lvlText w:val=""/>
+      <w:lvlJc w:val="left"/>
+      <w:pPr>
+        <w:tabs>
+          <w:tab w:val="num" w:pos="5760"/>
+        </w:tabs>
+        <w:ind w:left="5760" w:hanging="360"/>
+      </w:pPr>
+      <w:rPr>
+        <w:rFonts w:ascii="Wingdings" w:hAnsi="Wingdings" w:hint="default"/>
+        <w:sz w:val="20"/>
+      </w:rPr>
+    </w:lvl>
+    <w:lvl w:ilvl="8" w:tentative="1">
+      <w:start w:val="1"/>
+      <w:numFmt w:val="bullet"/>
+      <w:lvlText w:val=""/>
+      <w:lvlJc w:val="left"/>
+      <w:pPr>
+        <w:tabs>
+          <w:tab w:val="num" w:pos="6480"/>
+        </w:tabs>
+        <w:ind w:left="6480" w:hanging="360"/>
+      </w:pPr>
+      <w:rPr>
+        <w:rFonts w:ascii="Wingdings" w:hAnsi="Wingdings" w:hint="default"/>
+        <w:sz w:val="20"/>
+      </w:rPr>
+    </w:lvl>
+  </w:abstractNum>
+  <w:abstractNum w:abstractNumId="7" w15:restartNumberingAfterBreak="0">
+    <w:nsid w:val="26890762"/>
+    <w:multiLevelType w:val="multilevel"/>
+    <w:tmpl w:val="E39EC3C2"/>
+    <w:lvl w:ilvl="0">
+      <w:start w:val="1"/>
+      <w:numFmt w:val="bullet"/>
+      <w:lvlText w:val=""/>
+      <w:lvlJc w:val="left"/>
+      <w:pPr>
+        <w:tabs>
+          <w:tab w:val="num" w:pos="720"/>
+        </w:tabs>
+        <w:ind w:left="720" w:hanging="360"/>
+      </w:pPr>
+      <w:rPr>
+        <w:rFonts w:ascii="Symbol" w:hAnsi="Symbol" w:hint="default"/>
+        <w:sz w:val="20"/>
+      </w:rPr>
+    </w:lvl>
+    <w:lvl w:ilvl="1" w:tentative="1">
+      <w:start w:val="1"/>
+      <w:numFmt w:val="bullet"/>
+      <w:lvlText w:val="o"/>
+      <w:lvlJc w:val="left"/>
+      <w:pPr>
+        <w:tabs>
+          <w:tab w:val="num" w:pos="1440"/>
+        </w:tabs>
+        <w:ind w:left="1440" w:hanging="360"/>
+      </w:pPr>
+      <w:rPr>
+        <w:rFonts w:ascii="Courier New" w:hAnsi="Courier New" w:hint="default"/>
+        <w:sz w:val="20"/>
+      </w:rPr>
+    </w:lvl>
+    <w:lvl w:ilvl="2" w:tentative="1">
+      <w:start w:val="1"/>
+      <w:numFmt w:val="bullet"/>
+      <w:lvlText w:val=""/>
+      <w:lvlJc w:val="left"/>
+      <w:pPr>
+        <w:tabs>
+          <w:tab w:val="num" w:pos="2160"/>
+        </w:tabs>
+        <w:ind w:left="2160" w:hanging="360"/>
+      </w:pPr>
+      <w:rPr>
+        <w:rFonts w:ascii="Wingdings" w:hAnsi="Wingdings" w:hint="default"/>
+        <w:sz w:val="20"/>
+      </w:rPr>
+    </w:lvl>
+    <w:lvl w:ilvl="3" w:tentative="1">
+      <w:start w:val="1"/>
+      <w:numFmt w:val="bullet"/>
+      <w:lvlText w:val=""/>
+      <w:lvlJc w:val="left"/>
+      <w:pPr>
+        <w:tabs>
+          <w:tab w:val="num" w:pos="2880"/>
+        </w:tabs>
+        <w:ind w:left="2880" w:hanging="360"/>
+      </w:pPr>
+      <w:rPr>
+        <w:rFonts w:ascii="Wingdings" w:hAnsi="Wingdings" w:hint="default"/>
+        <w:sz w:val="20"/>
+      </w:rPr>
+    </w:lvl>
+    <w:lvl w:ilvl="4" w:tentative="1">
+      <w:start w:val="1"/>
+      <w:numFmt w:val="bullet"/>
+      <w:lvlText w:val=""/>
+      <w:lvlJc w:val="left"/>
+      <w:pPr>
+        <w:tabs>
+          <w:tab w:val="num" w:pos="3600"/>
+        </w:tabs>
+        <w:ind w:left="3600" w:hanging="360"/>
+      </w:pPr>
+      <w:rPr>
+        <w:rFonts w:ascii="Wingdings" w:hAnsi="Wingdings" w:hint="default"/>
+        <w:sz w:val="20"/>
+      </w:rPr>
+    </w:lvl>
+    <w:lvl w:ilvl="5" w:tentative="1">
+      <w:start w:val="1"/>
+      <w:numFmt w:val="bullet"/>
+      <w:lvlText w:val=""/>
+      <w:lvlJc w:val="left"/>
+      <w:pPr>
+        <w:tabs>
+          <w:tab w:val="num" w:pos="4320"/>
+        </w:tabs>
+        <w:ind w:left="4320" w:hanging="360"/>
+      </w:pPr>
+      <w:rPr>
+        <w:rFonts w:ascii="Wingdings" w:hAnsi="Wingdings" w:hint="default"/>
+        <w:sz w:val="20"/>
+      </w:rPr>
+    </w:lvl>
+    <w:lvl w:ilvl="6" w:tentative="1">
+      <w:start w:val="1"/>
+      <w:numFmt w:val="bullet"/>
+      <w:lvlText w:val=""/>
+      <w:lvlJc w:val="left"/>
+      <w:pPr>
+        <w:tabs>
+          <w:tab w:val="num" w:pos="5040"/>
+        </w:tabs>
+        <w:ind w:left="5040" w:hanging="360"/>
+      </w:pPr>
+      <w:rPr>
+        <w:rFonts w:ascii="Wingdings" w:hAnsi="Wingdings" w:hint="default"/>
+        <w:sz w:val="20"/>
+      </w:rPr>
+    </w:lvl>
+    <w:lvl w:ilvl="7" w:tentative="1">
+      <w:start w:val="1"/>
+      <w:numFmt w:val="bullet"/>
+      <w:lvlText w:val=""/>
+      <w:lvlJc w:val="left"/>
+      <w:pPr>
+        <w:tabs>
+          <w:tab w:val="num" w:pos="5760"/>
+        </w:tabs>
+        <w:ind w:left="5760" w:hanging="360"/>
+      </w:pPr>
+      <w:rPr>
+        <w:rFonts w:ascii="Wingdings" w:hAnsi="Wingdings" w:hint="default"/>
+        <w:sz w:val="20"/>
+      </w:rPr>
+    </w:lvl>
+    <w:lvl w:ilvl="8" w:tentative="1">
+      <w:start w:val="1"/>
+      <w:numFmt w:val="bullet"/>
+      <w:lvlText w:val=""/>
+      <w:lvlJc w:val="left"/>
+      <w:pPr>
+        <w:tabs>
+          <w:tab w:val="num" w:pos="6480"/>
+        </w:tabs>
+        <w:ind w:left="6480" w:hanging="360"/>
+      </w:pPr>
+      <w:rPr>
+        <w:rFonts w:ascii="Wingdings" w:hAnsi="Wingdings" w:hint="default"/>
+        <w:sz w:val="20"/>
+      </w:rPr>
+    </w:lvl>
+  </w:abstractNum>
+  <w:abstractNum w:abstractNumId="8" w15:restartNumberingAfterBreak="0">
     <w:nsid w:val="2A6A5B07"/>
     <w:multiLevelType w:val="hybridMultilevel"/>
-    <w:tmpl w:val="B03C8620"/>
+    <w:tmpl w:val="F0081D62"/>
     <w:lvl w:ilvl="0" w:tplc="1C007DF4">
       <w:start w:val="1"/>
       <w:numFmt w:val="bullet"/>
@@ -4475,17 +6019,1801 @@
       <w:lvlJc w:val="left"/>
     </w:lvl>
   </w:abstractNum>
+  <w:abstractNum w:abstractNumId="9" w15:restartNumberingAfterBreak="0">
+    <w:nsid w:val="313D1DDC"/>
+    <w:multiLevelType w:val="hybridMultilevel"/>
+    <w:tmpl w:val="4B487940"/>
+    <w:lvl w:ilvl="0" w:tplc="0C07000F">
+      <w:start w:val="1"/>
+      <w:numFmt w:val="decimal"/>
+      <w:lvlText w:val="%1."/>
+      <w:lvlJc w:val="left"/>
+      <w:pPr>
+        <w:ind w:left="900" w:hanging="360"/>
+      </w:pPr>
+    </w:lvl>
+    <w:lvl w:ilvl="1" w:tplc="0C070019" w:tentative="1">
+      <w:start w:val="1"/>
+      <w:numFmt w:val="lowerLetter"/>
+      <w:lvlText w:val="%2."/>
+      <w:lvlJc w:val="left"/>
+      <w:pPr>
+        <w:ind w:left="1620" w:hanging="360"/>
+      </w:pPr>
+    </w:lvl>
+    <w:lvl w:ilvl="2" w:tplc="0C07001B" w:tentative="1">
+      <w:start w:val="1"/>
+      <w:numFmt w:val="lowerRoman"/>
+      <w:lvlText w:val="%3."/>
+      <w:lvlJc w:val="right"/>
+      <w:pPr>
+        <w:ind w:left="2340" w:hanging="180"/>
+      </w:pPr>
+    </w:lvl>
+    <w:lvl w:ilvl="3" w:tplc="0C07000F" w:tentative="1">
+      <w:start w:val="1"/>
+      <w:numFmt w:val="decimal"/>
+      <w:lvlText w:val="%4."/>
+      <w:lvlJc w:val="left"/>
+      <w:pPr>
+        <w:ind w:left="3060" w:hanging="360"/>
+      </w:pPr>
+    </w:lvl>
+    <w:lvl w:ilvl="4" w:tplc="0C070019" w:tentative="1">
+      <w:start w:val="1"/>
+      <w:numFmt w:val="lowerLetter"/>
+      <w:lvlText w:val="%5."/>
+      <w:lvlJc w:val="left"/>
+      <w:pPr>
+        <w:ind w:left="3780" w:hanging="360"/>
+      </w:pPr>
+    </w:lvl>
+    <w:lvl w:ilvl="5" w:tplc="0C07001B" w:tentative="1">
+      <w:start w:val="1"/>
+      <w:numFmt w:val="lowerRoman"/>
+      <w:lvlText w:val="%6."/>
+      <w:lvlJc w:val="right"/>
+      <w:pPr>
+        <w:ind w:left="4500" w:hanging="180"/>
+      </w:pPr>
+    </w:lvl>
+    <w:lvl w:ilvl="6" w:tplc="0C07000F" w:tentative="1">
+      <w:start w:val="1"/>
+      <w:numFmt w:val="decimal"/>
+      <w:lvlText w:val="%7."/>
+      <w:lvlJc w:val="left"/>
+      <w:pPr>
+        <w:ind w:left="5220" w:hanging="360"/>
+      </w:pPr>
+    </w:lvl>
+    <w:lvl w:ilvl="7" w:tplc="0C070019" w:tentative="1">
+      <w:start w:val="1"/>
+      <w:numFmt w:val="lowerLetter"/>
+      <w:lvlText w:val="%8."/>
+      <w:lvlJc w:val="left"/>
+      <w:pPr>
+        <w:ind w:left="5940" w:hanging="360"/>
+      </w:pPr>
+    </w:lvl>
+    <w:lvl w:ilvl="8" w:tplc="0C07001B" w:tentative="1">
+      <w:start w:val="1"/>
+      <w:numFmt w:val="lowerRoman"/>
+      <w:lvlText w:val="%9."/>
+      <w:lvlJc w:val="right"/>
+      <w:pPr>
+        <w:ind w:left="6660" w:hanging="180"/>
+      </w:pPr>
+    </w:lvl>
+  </w:abstractNum>
+  <w:abstractNum w:abstractNumId="10" w15:restartNumberingAfterBreak="0">
+    <w:nsid w:val="452E490A"/>
+    <w:multiLevelType w:val="hybridMultilevel"/>
+    <w:tmpl w:val="B0B0D498"/>
+    <w:lvl w:ilvl="0" w:tplc="FFFFFFFF">
+      <w:start w:val="1"/>
+      <w:numFmt w:val="decimal"/>
+      <w:lvlText w:val="%1."/>
+      <w:lvlJc w:val="left"/>
+      <w:pPr>
+        <w:ind w:left="1080" w:hanging="360"/>
+      </w:pPr>
+    </w:lvl>
+    <w:lvl w:ilvl="1" w:tplc="0C070019" w:tentative="1">
+      <w:start w:val="1"/>
+      <w:numFmt w:val="lowerLetter"/>
+      <w:lvlText w:val="%2."/>
+      <w:lvlJc w:val="left"/>
+      <w:pPr>
+        <w:ind w:left="1620" w:hanging="360"/>
+      </w:pPr>
+    </w:lvl>
+    <w:lvl w:ilvl="2" w:tplc="0C07001B" w:tentative="1">
+      <w:start w:val="1"/>
+      <w:numFmt w:val="lowerRoman"/>
+      <w:lvlText w:val="%3."/>
+      <w:lvlJc w:val="right"/>
+      <w:pPr>
+        <w:ind w:left="2340" w:hanging="180"/>
+      </w:pPr>
+    </w:lvl>
+    <w:lvl w:ilvl="3" w:tplc="0C07000F" w:tentative="1">
+      <w:start w:val="1"/>
+      <w:numFmt w:val="decimal"/>
+      <w:lvlText w:val="%4."/>
+      <w:lvlJc w:val="left"/>
+      <w:pPr>
+        <w:ind w:left="3060" w:hanging="360"/>
+      </w:pPr>
+    </w:lvl>
+    <w:lvl w:ilvl="4" w:tplc="0C070019" w:tentative="1">
+      <w:start w:val="1"/>
+      <w:numFmt w:val="lowerLetter"/>
+      <w:lvlText w:val="%5."/>
+      <w:lvlJc w:val="left"/>
+      <w:pPr>
+        <w:ind w:left="3780" w:hanging="360"/>
+      </w:pPr>
+    </w:lvl>
+    <w:lvl w:ilvl="5" w:tplc="0C07001B" w:tentative="1">
+      <w:start w:val="1"/>
+      <w:numFmt w:val="lowerRoman"/>
+      <w:lvlText w:val="%6."/>
+      <w:lvlJc w:val="right"/>
+      <w:pPr>
+        <w:ind w:left="4500" w:hanging="180"/>
+      </w:pPr>
+    </w:lvl>
+    <w:lvl w:ilvl="6" w:tplc="0C07000F" w:tentative="1">
+      <w:start w:val="1"/>
+      <w:numFmt w:val="decimal"/>
+      <w:lvlText w:val="%7."/>
+      <w:lvlJc w:val="left"/>
+      <w:pPr>
+        <w:ind w:left="5220" w:hanging="360"/>
+      </w:pPr>
+    </w:lvl>
+    <w:lvl w:ilvl="7" w:tplc="0C070019" w:tentative="1">
+      <w:start w:val="1"/>
+      <w:numFmt w:val="lowerLetter"/>
+      <w:lvlText w:val="%8."/>
+      <w:lvlJc w:val="left"/>
+      <w:pPr>
+        <w:ind w:left="5940" w:hanging="360"/>
+      </w:pPr>
+    </w:lvl>
+    <w:lvl w:ilvl="8" w:tplc="0C07001B" w:tentative="1">
+      <w:start w:val="1"/>
+      <w:numFmt w:val="lowerRoman"/>
+      <w:lvlText w:val="%9."/>
+      <w:lvlJc w:val="right"/>
+      <w:pPr>
+        <w:ind w:left="6660" w:hanging="180"/>
+      </w:pPr>
+    </w:lvl>
+  </w:abstractNum>
+  <w:abstractNum w:abstractNumId="11" w15:restartNumberingAfterBreak="0">
+    <w:nsid w:val="4DE3556E"/>
+    <w:multiLevelType w:val="hybridMultilevel"/>
+    <w:tmpl w:val="39F82A8E"/>
+    <w:lvl w:ilvl="0" w:tplc="1C007DF4">
+      <w:start w:val="1"/>
+      <w:numFmt w:val="bullet"/>
+      <w:lvlText w:val="•"/>
+      <w:lvlJc w:val="left"/>
+      <w:pPr>
+        <w:ind w:left="540" w:hanging="180"/>
+      </w:pPr>
+    </w:lvl>
+    <w:lvl w:ilvl="1" w:tplc="0C070003" w:tentative="1">
+      <w:start w:val="1"/>
+      <w:numFmt w:val="bullet"/>
+      <w:lvlText w:val="o"/>
+      <w:lvlJc w:val="left"/>
+      <w:pPr>
+        <w:ind w:left="1620" w:hanging="360"/>
+      </w:pPr>
+      <w:rPr>
+        <w:rFonts w:ascii="Courier New" w:hAnsi="Courier New" w:cs="Courier New" w:hint="default"/>
+      </w:rPr>
+    </w:lvl>
+    <w:lvl w:ilvl="2" w:tplc="0C070005" w:tentative="1">
+      <w:start w:val="1"/>
+      <w:numFmt w:val="bullet"/>
+      <w:lvlText w:val=""/>
+      <w:lvlJc w:val="left"/>
+      <w:pPr>
+        <w:ind w:left="2340" w:hanging="360"/>
+      </w:pPr>
+      <w:rPr>
+        <w:rFonts w:ascii="Wingdings" w:hAnsi="Wingdings" w:hint="default"/>
+      </w:rPr>
+    </w:lvl>
+    <w:lvl w:ilvl="3" w:tplc="0C070001" w:tentative="1">
+      <w:start w:val="1"/>
+      <w:numFmt w:val="bullet"/>
+      <w:lvlText w:val=""/>
+      <w:lvlJc w:val="left"/>
+      <w:pPr>
+        <w:ind w:left="3060" w:hanging="360"/>
+      </w:pPr>
+      <w:rPr>
+        <w:rFonts w:ascii="Symbol" w:hAnsi="Symbol" w:hint="default"/>
+      </w:rPr>
+    </w:lvl>
+    <w:lvl w:ilvl="4" w:tplc="0C070003" w:tentative="1">
+      <w:start w:val="1"/>
+      <w:numFmt w:val="bullet"/>
+      <w:lvlText w:val="o"/>
+      <w:lvlJc w:val="left"/>
+      <w:pPr>
+        <w:ind w:left="3780" w:hanging="360"/>
+      </w:pPr>
+      <w:rPr>
+        <w:rFonts w:ascii="Courier New" w:hAnsi="Courier New" w:cs="Courier New" w:hint="default"/>
+      </w:rPr>
+    </w:lvl>
+    <w:lvl w:ilvl="5" w:tplc="0C070005" w:tentative="1">
+      <w:start w:val="1"/>
+      <w:numFmt w:val="bullet"/>
+      <w:lvlText w:val=""/>
+      <w:lvlJc w:val="left"/>
+      <w:pPr>
+        <w:ind w:left="4500" w:hanging="360"/>
+      </w:pPr>
+      <w:rPr>
+        <w:rFonts w:ascii="Wingdings" w:hAnsi="Wingdings" w:hint="default"/>
+      </w:rPr>
+    </w:lvl>
+    <w:lvl w:ilvl="6" w:tplc="0C070001" w:tentative="1">
+      <w:start w:val="1"/>
+      <w:numFmt w:val="bullet"/>
+      <w:lvlText w:val=""/>
+      <w:lvlJc w:val="left"/>
+      <w:pPr>
+        <w:ind w:left="5220" w:hanging="360"/>
+      </w:pPr>
+      <w:rPr>
+        <w:rFonts w:ascii="Symbol" w:hAnsi="Symbol" w:hint="default"/>
+      </w:rPr>
+    </w:lvl>
+    <w:lvl w:ilvl="7" w:tplc="0C070003" w:tentative="1">
+      <w:start w:val="1"/>
+      <w:numFmt w:val="bullet"/>
+      <w:lvlText w:val="o"/>
+      <w:lvlJc w:val="left"/>
+      <w:pPr>
+        <w:ind w:left="5940" w:hanging="360"/>
+      </w:pPr>
+      <w:rPr>
+        <w:rFonts w:ascii="Courier New" w:hAnsi="Courier New" w:cs="Courier New" w:hint="default"/>
+      </w:rPr>
+    </w:lvl>
+    <w:lvl w:ilvl="8" w:tplc="0C070005" w:tentative="1">
+      <w:start w:val="1"/>
+      <w:numFmt w:val="bullet"/>
+      <w:lvlText w:val=""/>
+      <w:lvlJc w:val="left"/>
+      <w:pPr>
+        <w:ind w:left="6660" w:hanging="360"/>
+      </w:pPr>
+      <w:rPr>
+        <w:rFonts w:ascii="Wingdings" w:hAnsi="Wingdings" w:hint="default"/>
+      </w:rPr>
+    </w:lvl>
+  </w:abstractNum>
+  <w:abstractNum w:abstractNumId="12" w15:restartNumberingAfterBreak="0">
+    <w:nsid w:val="52E565A2"/>
+    <w:multiLevelType w:val="hybridMultilevel"/>
+    <w:tmpl w:val="50880042"/>
+    <w:lvl w:ilvl="0" w:tplc="D1926C3A">
+      <w:numFmt w:val="bullet"/>
+      <w:lvlText w:val=""/>
+      <w:lvlJc w:val="left"/>
+      <w:pPr>
+        <w:ind w:left="540" w:hanging="360"/>
+      </w:pPr>
+      <w:rPr>
+        <w:rFonts w:ascii="Arial" w:eastAsia="Arial" w:hAnsi="Arial" w:cs="Arial" w:hint="default"/>
+      </w:rPr>
+    </w:lvl>
+    <w:lvl w:ilvl="1" w:tplc="0C070003" w:tentative="1">
+      <w:start w:val="1"/>
+      <w:numFmt w:val="bullet"/>
+      <w:lvlText w:val="o"/>
+      <w:lvlJc w:val="left"/>
+      <w:pPr>
+        <w:ind w:left="1260" w:hanging="360"/>
+      </w:pPr>
+      <w:rPr>
+        <w:rFonts w:ascii="Courier New" w:hAnsi="Courier New" w:cs="Courier New" w:hint="default"/>
+      </w:rPr>
+    </w:lvl>
+    <w:lvl w:ilvl="2" w:tplc="0C070005" w:tentative="1">
+      <w:start w:val="1"/>
+      <w:numFmt w:val="bullet"/>
+      <w:lvlText w:val=""/>
+      <w:lvlJc w:val="left"/>
+      <w:pPr>
+        <w:ind w:left="1980" w:hanging="360"/>
+      </w:pPr>
+      <w:rPr>
+        <w:rFonts w:ascii="Wingdings" w:hAnsi="Wingdings" w:hint="default"/>
+      </w:rPr>
+    </w:lvl>
+    <w:lvl w:ilvl="3" w:tplc="0C070001" w:tentative="1">
+      <w:start w:val="1"/>
+      <w:numFmt w:val="bullet"/>
+      <w:lvlText w:val=""/>
+      <w:lvlJc w:val="left"/>
+      <w:pPr>
+        <w:ind w:left="2700" w:hanging="360"/>
+      </w:pPr>
+      <w:rPr>
+        <w:rFonts w:ascii="Symbol" w:hAnsi="Symbol" w:hint="default"/>
+      </w:rPr>
+    </w:lvl>
+    <w:lvl w:ilvl="4" w:tplc="0C070003" w:tentative="1">
+      <w:start w:val="1"/>
+      <w:numFmt w:val="bullet"/>
+      <w:lvlText w:val="o"/>
+      <w:lvlJc w:val="left"/>
+      <w:pPr>
+        <w:ind w:left="3420" w:hanging="360"/>
+      </w:pPr>
+      <w:rPr>
+        <w:rFonts w:ascii="Courier New" w:hAnsi="Courier New" w:cs="Courier New" w:hint="default"/>
+      </w:rPr>
+    </w:lvl>
+    <w:lvl w:ilvl="5" w:tplc="0C070005" w:tentative="1">
+      <w:start w:val="1"/>
+      <w:numFmt w:val="bullet"/>
+      <w:lvlText w:val=""/>
+      <w:lvlJc w:val="left"/>
+      <w:pPr>
+        <w:ind w:left="4140" w:hanging="360"/>
+      </w:pPr>
+      <w:rPr>
+        <w:rFonts w:ascii="Wingdings" w:hAnsi="Wingdings" w:hint="default"/>
+      </w:rPr>
+    </w:lvl>
+    <w:lvl w:ilvl="6" w:tplc="0C070001" w:tentative="1">
+      <w:start w:val="1"/>
+      <w:numFmt w:val="bullet"/>
+      <w:lvlText w:val=""/>
+      <w:lvlJc w:val="left"/>
+      <w:pPr>
+        <w:ind w:left="4860" w:hanging="360"/>
+      </w:pPr>
+      <w:rPr>
+        <w:rFonts w:ascii="Symbol" w:hAnsi="Symbol" w:hint="default"/>
+      </w:rPr>
+    </w:lvl>
+    <w:lvl w:ilvl="7" w:tplc="0C070003" w:tentative="1">
+      <w:start w:val="1"/>
+      <w:numFmt w:val="bullet"/>
+      <w:lvlText w:val="o"/>
+      <w:lvlJc w:val="left"/>
+      <w:pPr>
+        <w:ind w:left="5580" w:hanging="360"/>
+      </w:pPr>
+      <w:rPr>
+        <w:rFonts w:ascii="Courier New" w:hAnsi="Courier New" w:cs="Courier New" w:hint="default"/>
+      </w:rPr>
+    </w:lvl>
+    <w:lvl w:ilvl="8" w:tplc="0C070005" w:tentative="1">
+      <w:start w:val="1"/>
+      <w:numFmt w:val="bullet"/>
+      <w:lvlText w:val=""/>
+      <w:lvlJc w:val="left"/>
+      <w:pPr>
+        <w:ind w:left="6300" w:hanging="360"/>
+      </w:pPr>
+      <w:rPr>
+        <w:rFonts w:ascii="Wingdings" w:hAnsi="Wingdings" w:hint="default"/>
+      </w:rPr>
+    </w:lvl>
+  </w:abstractNum>
+  <w:abstractNum w:abstractNumId="13" w15:restartNumberingAfterBreak="0">
+    <w:nsid w:val="57272B5E"/>
+    <w:multiLevelType w:val="multilevel"/>
+    <w:tmpl w:val="F71CB5CE"/>
+    <w:lvl w:ilvl="0">
+      <w:start w:val="1"/>
+      <w:numFmt w:val="bullet"/>
+      <w:lvlText w:val=""/>
+      <w:lvlJc w:val="left"/>
+      <w:pPr>
+        <w:tabs>
+          <w:tab w:val="num" w:pos="720"/>
+        </w:tabs>
+        <w:ind w:left="720" w:hanging="360"/>
+      </w:pPr>
+      <w:rPr>
+        <w:rFonts w:ascii="Symbol" w:hAnsi="Symbol" w:hint="default"/>
+        <w:sz w:val="20"/>
+      </w:rPr>
+    </w:lvl>
+    <w:lvl w:ilvl="1" w:tentative="1">
+      <w:start w:val="1"/>
+      <w:numFmt w:val="bullet"/>
+      <w:lvlText w:val="o"/>
+      <w:lvlJc w:val="left"/>
+      <w:pPr>
+        <w:tabs>
+          <w:tab w:val="num" w:pos="1440"/>
+        </w:tabs>
+        <w:ind w:left="1440" w:hanging="360"/>
+      </w:pPr>
+      <w:rPr>
+        <w:rFonts w:ascii="Courier New" w:hAnsi="Courier New" w:hint="default"/>
+        <w:sz w:val="20"/>
+      </w:rPr>
+    </w:lvl>
+    <w:lvl w:ilvl="2" w:tentative="1">
+      <w:start w:val="1"/>
+      <w:numFmt w:val="bullet"/>
+      <w:lvlText w:val=""/>
+      <w:lvlJc w:val="left"/>
+      <w:pPr>
+        <w:tabs>
+          <w:tab w:val="num" w:pos="2160"/>
+        </w:tabs>
+        <w:ind w:left="2160" w:hanging="360"/>
+      </w:pPr>
+      <w:rPr>
+        <w:rFonts w:ascii="Wingdings" w:hAnsi="Wingdings" w:hint="default"/>
+        <w:sz w:val="20"/>
+      </w:rPr>
+    </w:lvl>
+    <w:lvl w:ilvl="3" w:tentative="1">
+      <w:start w:val="1"/>
+      <w:numFmt w:val="bullet"/>
+      <w:lvlText w:val=""/>
+      <w:lvlJc w:val="left"/>
+      <w:pPr>
+        <w:tabs>
+          <w:tab w:val="num" w:pos="2880"/>
+        </w:tabs>
+        <w:ind w:left="2880" w:hanging="360"/>
+      </w:pPr>
+      <w:rPr>
+        <w:rFonts w:ascii="Wingdings" w:hAnsi="Wingdings" w:hint="default"/>
+        <w:sz w:val="20"/>
+      </w:rPr>
+    </w:lvl>
+    <w:lvl w:ilvl="4" w:tentative="1">
+      <w:start w:val="1"/>
+      <w:numFmt w:val="bullet"/>
+      <w:lvlText w:val=""/>
+      <w:lvlJc w:val="left"/>
+      <w:pPr>
+        <w:tabs>
+          <w:tab w:val="num" w:pos="3600"/>
+        </w:tabs>
+        <w:ind w:left="3600" w:hanging="360"/>
+      </w:pPr>
+      <w:rPr>
+        <w:rFonts w:ascii="Wingdings" w:hAnsi="Wingdings" w:hint="default"/>
+        <w:sz w:val="20"/>
+      </w:rPr>
+    </w:lvl>
+    <w:lvl w:ilvl="5" w:tentative="1">
+      <w:start w:val="1"/>
+      <w:numFmt w:val="bullet"/>
+      <w:lvlText w:val=""/>
+      <w:lvlJc w:val="left"/>
+      <w:pPr>
+        <w:tabs>
+          <w:tab w:val="num" w:pos="4320"/>
+        </w:tabs>
+        <w:ind w:left="4320" w:hanging="360"/>
+      </w:pPr>
+      <w:rPr>
+        <w:rFonts w:ascii="Wingdings" w:hAnsi="Wingdings" w:hint="default"/>
+        <w:sz w:val="20"/>
+      </w:rPr>
+    </w:lvl>
+    <w:lvl w:ilvl="6" w:tentative="1">
+      <w:start w:val="1"/>
+      <w:numFmt w:val="bullet"/>
+      <w:lvlText w:val=""/>
+      <w:lvlJc w:val="left"/>
+      <w:pPr>
+        <w:tabs>
+          <w:tab w:val="num" w:pos="5040"/>
+        </w:tabs>
+        <w:ind w:left="5040" w:hanging="360"/>
+      </w:pPr>
+      <w:rPr>
+        <w:rFonts w:ascii="Wingdings" w:hAnsi="Wingdings" w:hint="default"/>
+        <w:sz w:val="20"/>
+      </w:rPr>
+    </w:lvl>
+    <w:lvl w:ilvl="7" w:tentative="1">
+      <w:start w:val="1"/>
+      <w:numFmt w:val="bullet"/>
+      <w:lvlText w:val=""/>
+      <w:lvlJc w:val="left"/>
+      <w:pPr>
+        <w:tabs>
+          <w:tab w:val="num" w:pos="5760"/>
+        </w:tabs>
+        <w:ind w:left="5760" w:hanging="360"/>
+      </w:pPr>
+      <w:rPr>
+        <w:rFonts w:ascii="Wingdings" w:hAnsi="Wingdings" w:hint="default"/>
+        <w:sz w:val="20"/>
+      </w:rPr>
+    </w:lvl>
+    <w:lvl w:ilvl="8" w:tentative="1">
+      <w:start w:val="1"/>
+      <w:numFmt w:val="bullet"/>
+      <w:lvlText w:val=""/>
+      <w:lvlJc w:val="left"/>
+      <w:pPr>
+        <w:tabs>
+          <w:tab w:val="num" w:pos="6480"/>
+        </w:tabs>
+        <w:ind w:left="6480" w:hanging="360"/>
+      </w:pPr>
+      <w:rPr>
+        <w:rFonts w:ascii="Wingdings" w:hAnsi="Wingdings" w:hint="default"/>
+        <w:sz w:val="20"/>
+      </w:rPr>
+    </w:lvl>
+  </w:abstractNum>
+  <w:abstractNum w:abstractNumId="14" w15:restartNumberingAfterBreak="0">
+    <w:nsid w:val="59607F07"/>
+    <w:multiLevelType w:val="multilevel"/>
+    <w:tmpl w:val="E4FC2A24"/>
+    <w:lvl w:ilvl="0">
+      <w:start w:val="1"/>
+      <w:numFmt w:val="bullet"/>
+      <w:lvlText w:val=""/>
+      <w:lvlJc w:val="left"/>
+      <w:pPr>
+        <w:tabs>
+          <w:tab w:val="num" w:pos="720"/>
+        </w:tabs>
+        <w:ind w:left="720" w:hanging="360"/>
+      </w:pPr>
+      <w:rPr>
+        <w:rFonts w:ascii="Symbol" w:hAnsi="Symbol" w:hint="default"/>
+        <w:sz w:val="20"/>
+      </w:rPr>
+    </w:lvl>
+    <w:lvl w:ilvl="1" w:tentative="1">
+      <w:start w:val="1"/>
+      <w:numFmt w:val="bullet"/>
+      <w:lvlText w:val="o"/>
+      <w:lvlJc w:val="left"/>
+      <w:pPr>
+        <w:tabs>
+          <w:tab w:val="num" w:pos="1440"/>
+        </w:tabs>
+        <w:ind w:left="1440" w:hanging="360"/>
+      </w:pPr>
+      <w:rPr>
+        <w:rFonts w:ascii="Courier New" w:hAnsi="Courier New" w:hint="default"/>
+        <w:sz w:val="20"/>
+      </w:rPr>
+    </w:lvl>
+    <w:lvl w:ilvl="2" w:tentative="1">
+      <w:start w:val="1"/>
+      <w:numFmt w:val="bullet"/>
+      <w:lvlText w:val=""/>
+      <w:lvlJc w:val="left"/>
+      <w:pPr>
+        <w:tabs>
+          <w:tab w:val="num" w:pos="2160"/>
+        </w:tabs>
+        <w:ind w:left="2160" w:hanging="360"/>
+      </w:pPr>
+      <w:rPr>
+        <w:rFonts w:ascii="Wingdings" w:hAnsi="Wingdings" w:hint="default"/>
+        <w:sz w:val="20"/>
+      </w:rPr>
+    </w:lvl>
+    <w:lvl w:ilvl="3" w:tentative="1">
+      <w:start w:val="1"/>
+      <w:numFmt w:val="bullet"/>
+      <w:lvlText w:val=""/>
+      <w:lvlJc w:val="left"/>
+      <w:pPr>
+        <w:tabs>
+          <w:tab w:val="num" w:pos="2880"/>
+        </w:tabs>
+        <w:ind w:left="2880" w:hanging="360"/>
+      </w:pPr>
+      <w:rPr>
+        <w:rFonts w:ascii="Wingdings" w:hAnsi="Wingdings" w:hint="default"/>
+        <w:sz w:val="20"/>
+      </w:rPr>
+    </w:lvl>
+    <w:lvl w:ilvl="4" w:tentative="1">
+      <w:start w:val="1"/>
+      <w:numFmt w:val="bullet"/>
+      <w:lvlText w:val=""/>
+      <w:lvlJc w:val="left"/>
+      <w:pPr>
+        <w:tabs>
+          <w:tab w:val="num" w:pos="3600"/>
+        </w:tabs>
+        <w:ind w:left="3600" w:hanging="360"/>
+      </w:pPr>
+      <w:rPr>
+        <w:rFonts w:ascii="Wingdings" w:hAnsi="Wingdings" w:hint="default"/>
+        <w:sz w:val="20"/>
+      </w:rPr>
+    </w:lvl>
+    <w:lvl w:ilvl="5" w:tentative="1">
+      <w:start w:val="1"/>
+      <w:numFmt w:val="bullet"/>
+      <w:lvlText w:val=""/>
+      <w:lvlJc w:val="left"/>
+      <w:pPr>
+        <w:tabs>
+          <w:tab w:val="num" w:pos="4320"/>
+        </w:tabs>
+        <w:ind w:left="4320" w:hanging="360"/>
+      </w:pPr>
+      <w:rPr>
+        <w:rFonts w:ascii="Wingdings" w:hAnsi="Wingdings" w:hint="default"/>
+        <w:sz w:val="20"/>
+      </w:rPr>
+    </w:lvl>
+    <w:lvl w:ilvl="6" w:tentative="1">
+      <w:start w:val="1"/>
+      <w:numFmt w:val="bullet"/>
+      <w:lvlText w:val=""/>
+      <w:lvlJc w:val="left"/>
+      <w:pPr>
+        <w:tabs>
+          <w:tab w:val="num" w:pos="5040"/>
+        </w:tabs>
+        <w:ind w:left="5040" w:hanging="360"/>
+      </w:pPr>
+      <w:rPr>
+        <w:rFonts w:ascii="Wingdings" w:hAnsi="Wingdings" w:hint="default"/>
+        <w:sz w:val="20"/>
+      </w:rPr>
+    </w:lvl>
+    <w:lvl w:ilvl="7" w:tentative="1">
+      <w:start w:val="1"/>
+      <w:numFmt w:val="bullet"/>
+      <w:lvlText w:val=""/>
+      <w:lvlJc w:val="left"/>
+      <w:pPr>
+        <w:tabs>
+          <w:tab w:val="num" w:pos="5760"/>
+        </w:tabs>
+        <w:ind w:left="5760" w:hanging="360"/>
+      </w:pPr>
+      <w:rPr>
+        <w:rFonts w:ascii="Wingdings" w:hAnsi="Wingdings" w:hint="default"/>
+        <w:sz w:val="20"/>
+      </w:rPr>
+    </w:lvl>
+    <w:lvl w:ilvl="8" w:tentative="1">
+      <w:start w:val="1"/>
+      <w:numFmt w:val="bullet"/>
+      <w:lvlText w:val=""/>
+      <w:lvlJc w:val="left"/>
+      <w:pPr>
+        <w:tabs>
+          <w:tab w:val="num" w:pos="6480"/>
+        </w:tabs>
+        <w:ind w:left="6480" w:hanging="360"/>
+      </w:pPr>
+      <w:rPr>
+        <w:rFonts w:ascii="Wingdings" w:hAnsi="Wingdings" w:hint="default"/>
+        <w:sz w:val="20"/>
+      </w:rPr>
+    </w:lvl>
+  </w:abstractNum>
+  <w:abstractNum w:abstractNumId="15" w15:restartNumberingAfterBreak="0">
+    <w:nsid w:val="59AC6683"/>
+    <w:multiLevelType w:val="hybridMultilevel"/>
+    <w:tmpl w:val="100E3FE8"/>
+    <w:lvl w:ilvl="0" w:tplc="0C07000F">
+      <w:start w:val="1"/>
+      <w:numFmt w:val="decimal"/>
+      <w:lvlText w:val="%1."/>
+      <w:lvlJc w:val="left"/>
+      <w:pPr>
+        <w:ind w:left="900" w:hanging="360"/>
+      </w:pPr>
+    </w:lvl>
+    <w:lvl w:ilvl="1" w:tplc="0C070019" w:tentative="1">
+      <w:start w:val="1"/>
+      <w:numFmt w:val="lowerLetter"/>
+      <w:lvlText w:val="%2."/>
+      <w:lvlJc w:val="left"/>
+      <w:pPr>
+        <w:ind w:left="1620" w:hanging="360"/>
+      </w:pPr>
+    </w:lvl>
+    <w:lvl w:ilvl="2" w:tplc="0C07001B" w:tentative="1">
+      <w:start w:val="1"/>
+      <w:numFmt w:val="lowerRoman"/>
+      <w:lvlText w:val="%3."/>
+      <w:lvlJc w:val="right"/>
+      <w:pPr>
+        <w:ind w:left="2340" w:hanging="180"/>
+      </w:pPr>
+    </w:lvl>
+    <w:lvl w:ilvl="3" w:tplc="0C07000F" w:tentative="1">
+      <w:start w:val="1"/>
+      <w:numFmt w:val="decimal"/>
+      <w:lvlText w:val="%4."/>
+      <w:lvlJc w:val="left"/>
+      <w:pPr>
+        <w:ind w:left="3060" w:hanging="360"/>
+      </w:pPr>
+    </w:lvl>
+    <w:lvl w:ilvl="4" w:tplc="0C070019" w:tentative="1">
+      <w:start w:val="1"/>
+      <w:numFmt w:val="lowerLetter"/>
+      <w:lvlText w:val="%5."/>
+      <w:lvlJc w:val="left"/>
+      <w:pPr>
+        <w:ind w:left="3780" w:hanging="360"/>
+      </w:pPr>
+    </w:lvl>
+    <w:lvl w:ilvl="5" w:tplc="0C07001B" w:tentative="1">
+      <w:start w:val="1"/>
+      <w:numFmt w:val="lowerRoman"/>
+      <w:lvlText w:val="%6."/>
+      <w:lvlJc w:val="right"/>
+      <w:pPr>
+        <w:ind w:left="4500" w:hanging="180"/>
+      </w:pPr>
+    </w:lvl>
+    <w:lvl w:ilvl="6" w:tplc="0C07000F" w:tentative="1">
+      <w:start w:val="1"/>
+      <w:numFmt w:val="decimal"/>
+      <w:lvlText w:val="%7."/>
+      <w:lvlJc w:val="left"/>
+      <w:pPr>
+        <w:ind w:left="5220" w:hanging="360"/>
+      </w:pPr>
+    </w:lvl>
+    <w:lvl w:ilvl="7" w:tplc="0C070019" w:tentative="1">
+      <w:start w:val="1"/>
+      <w:numFmt w:val="lowerLetter"/>
+      <w:lvlText w:val="%8."/>
+      <w:lvlJc w:val="left"/>
+      <w:pPr>
+        <w:ind w:left="5940" w:hanging="360"/>
+      </w:pPr>
+    </w:lvl>
+    <w:lvl w:ilvl="8" w:tplc="0C07001B" w:tentative="1">
+      <w:start w:val="1"/>
+      <w:numFmt w:val="lowerRoman"/>
+      <w:lvlText w:val="%9."/>
+      <w:lvlJc w:val="right"/>
+      <w:pPr>
+        <w:ind w:left="6660" w:hanging="180"/>
+      </w:pPr>
+    </w:lvl>
+  </w:abstractNum>
+  <w:abstractNum w:abstractNumId="16" w15:restartNumberingAfterBreak="0">
+    <w:nsid w:val="62797AAC"/>
+    <w:multiLevelType w:val="hybridMultilevel"/>
+    <w:tmpl w:val="1542E2F2"/>
+    <w:lvl w:ilvl="0" w:tplc="FFFFFFFF">
+      <w:start w:val="1"/>
+      <w:numFmt w:val="decimal"/>
+      <w:lvlText w:val="%1."/>
+      <w:lvlJc w:val="left"/>
+      <w:pPr>
+        <w:ind w:left="1080" w:hanging="360"/>
+      </w:pPr>
+    </w:lvl>
+    <w:lvl w:ilvl="1" w:tplc="0C070019" w:tentative="1">
+      <w:start w:val="1"/>
+      <w:numFmt w:val="lowerLetter"/>
+      <w:lvlText w:val="%2."/>
+      <w:lvlJc w:val="left"/>
+      <w:pPr>
+        <w:ind w:left="1620" w:hanging="360"/>
+      </w:pPr>
+    </w:lvl>
+    <w:lvl w:ilvl="2" w:tplc="0C07001B" w:tentative="1">
+      <w:start w:val="1"/>
+      <w:numFmt w:val="lowerRoman"/>
+      <w:lvlText w:val="%3."/>
+      <w:lvlJc w:val="right"/>
+      <w:pPr>
+        <w:ind w:left="2340" w:hanging="180"/>
+      </w:pPr>
+    </w:lvl>
+    <w:lvl w:ilvl="3" w:tplc="0C07000F" w:tentative="1">
+      <w:start w:val="1"/>
+      <w:numFmt w:val="decimal"/>
+      <w:lvlText w:val="%4."/>
+      <w:lvlJc w:val="left"/>
+      <w:pPr>
+        <w:ind w:left="3060" w:hanging="360"/>
+      </w:pPr>
+    </w:lvl>
+    <w:lvl w:ilvl="4" w:tplc="0C070019" w:tentative="1">
+      <w:start w:val="1"/>
+      <w:numFmt w:val="lowerLetter"/>
+      <w:lvlText w:val="%5."/>
+      <w:lvlJc w:val="left"/>
+      <w:pPr>
+        <w:ind w:left="3780" w:hanging="360"/>
+      </w:pPr>
+    </w:lvl>
+    <w:lvl w:ilvl="5" w:tplc="0C07001B" w:tentative="1">
+      <w:start w:val="1"/>
+      <w:numFmt w:val="lowerRoman"/>
+      <w:lvlText w:val="%6."/>
+      <w:lvlJc w:val="right"/>
+      <w:pPr>
+        <w:ind w:left="4500" w:hanging="180"/>
+      </w:pPr>
+    </w:lvl>
+    <w:lvl w:ilvl="6" w:tplc="0C07000F" w:tentative="1">
+      <w:start w:val="1"/>
+      <w:numFmt w:val="decimal"/>
+      <w:lvlText w:val="%7."/>
+      <w:lvlJc w:val="left"/>
+      <w:pPr>
+        <w:ind w:left="5220" w:hanging="360"/>
+      </w:pPr>
+    </w:lvl>
+    <w:lvl w:ilvl="7" w:tplc="0C070019" w:tentative="1">
+      <w:start w:val="1"/>
+      <w:numFmt w:val="lowerLetter"/>
+      <w:lvlText w:val="%8."/>
+      <w:lvlJc w:val="left"/>
+      <w:pPr>
+        <w:ind w:left="5940" w:hanging="360"/>
+      </w:pPr>
+    </w:lvl>
+    <w:lvl w:ilvl="8" w:tplc="0C07001B" w:tentative="1">
+      <w:start w:val="1"/>
+      <w:numFmt w:val="lowerRoman"/>
+      <w:lvlText w:val="%9."/>
+      <w:lvlJc w:val="right"/>
+      <w:pPr>
+        <w:ind w:left="6660" w:hanging="180"/>
+      </w:pPr>
+    </w:lvl>
+  </w:abstractNum>
+  <w:abstractNum w:abstractNumId="17" w15:restartNumberingAfterBreak="0">
+    <w:nsid w:val="6694142F"/>
+    <w:multiLevelType w:val="multilevel"/>
+    <w:tmpl w:val="EABE3EB2"/>
+    <w:lvl w:ilvl="0">
+      <w:start w:val="1"/>
+      <w:numFmt w:val="bullet"/>
+      <w:lvlText w:val=""/>
+      <w:lvlJc w:val="left"/>
+      <w:pPr>
+        <w:tabs>
+          <w:tab w:val="num" w:pos="720"/>
+        </w:tabs>
+        <w:ind w:left="720" w:hanging="360"/>
+      </w:pPr>
+      <w:rPr>
+        <w:rFonts w:ascii="Symbol" w:hAnsi="Symbol" w:hint="default"/>
+        <w:sz w:val="20"/>
+      </w:rPr>
+    </w:lvl>
+    <w:lvl w:ilvl="1" w:tentative="1">
+      <w:start w:val="1"/>
+      <w:numFmt w:val="bullet"/>
+      <w:lvlText w:val="o"/>
+      <w:lvlJc w:val="left"/>
+      <w:pPr>
+        <w:tabs>
+          <w:tab w:val="num" w:pos="1440"/>
+        </w:tabs>
+        <w:ind w:left="1440" w:hanging="360"/>
+      </w:pPr>
+      <w:rPr>
+        <w:rFonts w:ascii="Courier New" w:hAnsi="Courier New" w:hint="default"/>
+        <w:sz w:val="20"/>
+      </w:rPr>
+    </w:lvl>
+    <w:lvl w:ilvl="2" w:tentative="1">
+      <w:start w:val="1"/>
+      <w:numFmt w:val="bullet"/>
+      <w:lvlText w:val=""/>
+      <w:lvlJc w:val="left"/>
+      <w:pPr>
+        <w:tabs>
+          <w:tab w:val="num" w:pos="2160"/>
+        </w:tabs>
+        <w:ind w:left="2160" w:hanging="360"/>
+      </w:pPr>
+      <w:rPr>
+        <w:rFonts w:ascii="Wingdings" w:hAnsi="Wingdings" w:hint="default"/>
+        <w:sz w:val="20"/>
+      </w:rPr>
+    </w:lvl>
+    <w:lvl w:ilvl="3" w:tentative="1">
+      <w:start w:val="1"/>
+      <w:numFmt w:val="bullet"/>
+      <w:lvlText w:val=""/>
+      <w:lvlJc w:val="left"/>
+      <w:pPr>
+        <w:tabs>
+          <w:tab w:val="num" w:pos="2880"/>
+        </w:tabs>
+        <w:ind w:left="2880" w:hanging="360"/>
+      </w:pPr>
+      <w:rPr>
+        <w:rFonts w:ascii="Wingdings" w:hAnsi="Wingdings" w:hint="default"/>
+        <w:sz w:val="20"/>
+      </w:rPr>
+    </w:lvl>
+    <w:lvl w:ilvl="4" w:tentative="1">
+      <w:start w:val="1"/>
+      <w:numFmt w:val="bullet"/>
+      <w:lvlText w:val=""/>
+      <w:lvlJc w:val="left"/>
+      <w:pPr>
+        <w:tabs>
+          <w:tab w:val="num" w:pos="3600"/>
+        </w:tabs>
+        <w:ind w:left="3600" w:hanging="360"/>
+      </w:pPr>
+      <w:rPr>
+        <w:rFonts w:ascii="Wingdings" w:hAnsi="Wingdings" w:hint="default"/>
+        <w:sz w:val="20"/>
+      </w:rPr>
+    </w:lvl>
+    <w:lvl w:ilvl="5" w:tentative="1">
+      <w:start w:val="1"/>
+      <w:numFmt w:val="bullet"/>
+      <w:lvlText w:val=""/>
+      <w:lvlJc w:val="left"/>
+      <w:pPr>
+        <w:tabs>
+          <w:tab w:val="num" w:pos="4320"/>
+        </w:tabs>
+        <w:ind w:left="4320" w:hanging="360"/>
+      </w:pPr>
+      <w:rPr>
+        <w:rFonts w:ascii="Wingdings" w:hAnsi="Wingdings" w:hint="default"/>
+        <w:sz w:val="20"/>
+      </w:rPr>
+    </w:lvl>
+    <w:lvl w:ilvl="6" w:tentative="1">
+      <w:start w:val="1"/>
+      <w:numFmt w:val="bullet"/>
+      <w:lvlText w:val=""/>
+      <w:lvlJc w:val="left"/>
+      <w:pPr>
+        <w:tabs>
+          <w:tab w:val="num" w:pos="5040"/>
+        </w:tabs>
+        <w:ind w:left="5040" w:hanging="360"/>
+      </w:pPr>
+      <w:rPr>
+        <w:rFonts w:ascii="Wingdings" w:hAnsi="Wingdings" w:hint="default"/>
+        <w:sz w:val="20"/>
+      </w:rPr>
+    </w:lvl>
+    <w:lvl w:ilvl="7" w:tentative="1">
+      <w:start w:val="1"/>
+      <w:numFmt w:val="bullet"/>
+      <w:lvlText w:val=""/>
+      <w:lvlJc w:val="left"/>
+      <w:pPr>
+        <w:tabs>
+          <w:tab w:val="num" w:pos="5760"/>
+        </w:tabs>
+        <w:ind w:left="5760" w:hanging="360"/>
+      </w:pPr>
+      <w:rPr>
+        <w:rFonts w:ascii="Wingdings" w:hAnsi="Wingdings" w:hint="default"/>
+        <w:sz w:val="20"/>
+      </w:rPr>
+    </w:lvl>
+    <w:lvl w:ilvl="8" w:tentative="1">
+      <w:start w:val="1"/>
+      <w:numFmt w:val="bullet"/>
+      <w:lvlText w:val=""/>
+      <w:lvlJc w:val="left"/>
+      <w:pPr>
+        <w:tabs>
+          <w:tab w:val="num" w:pos="6480"/>
+        </w:tabs>
+        <w:ind w:left="6480" w:hanging="360"/>
+      </w:pPr>
+      <w:rPr>
+        <w:rFonts w:ascii="Wingdings" w:hAnsi="Wingdings" w:hint="default"/>
+        <w:sz w:val="20"/>
+      </w:rPr>
+    </w:lvl>
+  </w:abstractNum>
+  <w:abstractNum w:abstractNumId="18" w15:restartNumberingAfterBreak="0">
+    <w:nsid w:val="67ED2E6A"/>
+    <w:multiLevelType w:val="hybridMultilevel"/>
+    <w:tmpl w:val="AC082BBE"/>
+    <w:lvl w:ilvl="0" w:tplc="FFFFFFFF">
+      <w:start w:val="1"/>
+      <w:numFmt w:val="decimal"/>
+      <w:lvlText w:val="%1."/>
+      <w:lvlJc w:val="left"/>
+      <w:pPr>
+        <w:ind w:left="1080" w:hanging="360"/>
+      </w:pPr>
+    </w:lvl>
+    <w:lvl w:ilvl="1" w:tplc="0C070019" w:tentative="1">
+      <w:start w:val="1"/>
+      <w:numFmt w:val="lowerLetter"/>
+      <w:lvlText w:val="%2."/>
+      <w:lvlJc w:val="left"/>
+      <w:pPr>
+        <w:ind w:left="1620" w:hanging="360"/>
+      </w:pPr>
+    </w:lvl>
+    <w:lvl w:ilvl="2" w:tplc="0C07001B" w:tentative="1">
+      <w:start w:val="1"/>
+      <w:numFmt w:val="lowerRoman"/>
+      <w:lvlText w:val="%3."/>
+      <w:lvlJc w:val="right"/>
+      <w:pPr>
+        <w:ind w:left="2340" w:hanging="180"/>
+      </w:pPr>
+    </w:lvl>
+    <w:lvl w:ilvl="3" w:tplc="0C07000F" w:tentative="1">
+      <w:start w:val="1"/>
+      <w:numFmt w:val="decimal"/>
+      <w:lvlText w:val="%4."/>
+      <w:lvlJc w:val="left"/>
+      <w:pPr>
+        <w:ind w:left="3060" w:hanging="360"/>
+      </w:pPr>
+    </w:lvl>
+    <w:lvl w:ilvl="4" w:tplc="0C070019" w:tentative="1">
+      <w:start w:val="1"/>
+      <w:numFmt w:val="lowerLetter"/>
+      <w:lvlText w:val="%5."/>
+      <w:lvlJc w:val="left"/>
+      <w:pPr>
+        <w:ind w:left="3780" w:hanging="360"/>
+      </w:pPr>
+    </w:lvl>
+    <w:lvl w:ilvl="5" w:tplc="0C07001B" w:tentative="1">
+      <w:start w:val="1"/>
+      <w:numFmt w:val="lowerRoman"/>
+      <w:lvlText w:val="%6."/>
+      <w:lvlJc w:val="right"/>
+      <w:pPr>
+        <w:ind w:left="4500" w:hanging="180"/>
+      </w:pPr>
+    </w:lvl>
+    <w:lvl w:ilvl="6" w:tplc="0C07000F" w:tentative="1">
+      <w:start w:val="1"/>
+      <w:numFmt w:val="decimal"/>
+      <w:lvlText w:val="%7."/>
+      <w:lvlJc w:val="left"/>
+      <w:pPr>
+        <w:ind w:left="5220" w:hanging="360"/>
+      </w:pPr>
+    </w:lvl>
+    <w:lvl w:ilvl="7" w:tplc="0C070019" w:tentative="1">
+      <w:start w:val="1"/>
+      <w:numFmt w:val="lowerLetter"/>
+      <w:lvlText w:val="%8."/>
+      <w:lvlJc w:val="left"/>
+      <w:pPr>
+        <w:ind w:left="5940" w:hanging="360"/>
+      </w:pPr>
+    </w:lvl>
+    <w:lvl w:ilvl="8" w:tplc="0C07001B" w:tentative="1">
+      <w:start w:val="1"/>
+      <w:numFmt w:val="lowerRoman"/>
+      <w:lvlText w:val="%9."/>
+      <w:lvlJc w:val="right"/>
+      <w:pPr>
+        <w:ind w:left="6660" w:hanging="180"/>
+      </w:pPr>
+    </w:lvl>
+  </w:abstractNum>
+  <w:abstractNum w:abstractNumId="19" w15:restartNumberingAfterBreak="0">
+    <w:nsid w:val="681009E4"/>
+    <w:multiLevelType w:val="hybridMultilevel"/>
+    <w:tmpl w:val="3E5E2334"/>
+    <w:lvl w:ilvl="0" w:tplc="FFFFFFFF">
+      <w:start w:val="1"/>
+      <w:numFmt w:val="decimal"/>
+      <w:lvlText w:val="%1."/>
+      <w:lvlJc w:val="left"/>
+      <w:pPr>
+        <w:ind w:left="1080" w:hanging="360"/>
+      </w:pPr>
+    </w:lvl>
+    <w:lvl w:ilvl="1" w:tplc="0C070019" w:tentative="1">
+      <w:start w:val="1"/>
+      <w:numFmt w:val="lowerLetter"/>
+      <w:lvlText w:val="%2."/>
+      <w:lvlJc w:val="left"/>
+      <w:pPr>
+        <w:ind w:left="1620" w:hanging="360"/>
+      </w:pPr>
+    </w:lvl>
+    <w:lvl w:ilvl="2" w:tplc="0C07001B" w:tentative="1">
+      <w:start w:val="1"/>
+      <w:numFmt w:val="lowerRoman"/>
+      <w:lvlText w:val="%3."/>
+      <w:lvlJc w:val="right"/>
+      <w:pPr>
+        <w:ind w:left="2340" w:hanging="180"/>
+      </w:pPr>
+    </w:lvl>
+    <w:lvl w:ilvl="3" w:tplc="0C07000F" w:tentative="1">
+      <w:start w:val="1"/>
+      <w:numFmt w:val="decimal"/>
+      <w:lvlText w:val="%4."/>
+      <w:lvlJc w:val="left"/>
+      <w:pPr>
+        <w:ind w:left="3060" w:hanging="360"/>
+      </w:pPr>
+    </w:lvl>
+    <w:lvl w:ilvl="4" w:tplc="0C070019" w:tentative="1">
+      <w:start w:val="1"/>
+      <w:numFmt w:val="lowerLetter"/>
+      <w:lvlText w:val="%5."/>
+      <w:lvlJc w:val="left"/>
+      <w:pPr>
+        <w:ind w:left="3780" w:hanging="360"/>
+      </w:pPr>
+    </w:lvl>
+    <w:lvl w:ilvl="5" w:tplc="0C07001B" w:tentative="1">
+      <w:start w:val="1"/>
+      <w:numFmt w:val="lowerRoman"/>
+      <w:lvlText w:val="%6."/>
+      <w:lvlJc w:val="right"/>
+      <w:pPr>
+        <w:ind w:left="4500" w:hanging="180"/>
+      </w:pPr>
+    </w:lvl>
+    <w:lvl w:ilvl="6" w:tplc="0C07000F" w:tentative="1">
+      <w:start w:val="1"/>
+      <w:numFmt w:val="decimal"/>
+      <w:lvlText w:val="%7."/>
+      <w:lvlJc w:val="left"/>
+      <w:pPr>
+        <w:ind w:left="5220" w:hanging="360"/>
+      </w:pPr>
+    </w:lvl>
+    <w:lvl w:ilvl="7" w:tplc="0C070019" w:tentative="1">
+      <w:start w:val="1"/>
+      <w:numFmt w:val="lowerLetter"/>
+      <w:lvlText w:val="%8."/>
+      <w:lvlJc w:val="left"/>
+      <w:pPr>
+        <w:ind w:left="5940" w:hanging="360"/>
+      </w:pPr>
+    </w:lvl>
+    <w:lvl w:ilvl="8" w:tplc="0C07001B" w:tentative="1">
+      <w:start w:val="1"/>
+      <w:numFmt w:val="lowerRoman"/>
+      <w:lvlText w:val="%9."/>
+      <w:lvlJc w:val="right"/>
+      <w:pPr>
+        <w:ind w:left="6660" w:hanging="180"/>
+      </w:pPr>
+    </w:lvl>
+  </w:abstractNum>
+  <w:abstractNum w:abstractNumId="20" w15:restartNumberingAfterBreak="0">
+    <w:nsid w:val="6F350D33"/>
+    <w:multiLevelType w:val="multilevel"/>
+    <w:tmpl w:val="2FAC64FA"/>
+    <w:lvl w:ilvl="0">
+      <w:start w:val="1"/>
+      <w:numFmt w:val="bullet"/>
+      <w:lvlText w:val=""/>
+      <w:lvlJc w:val="left"/>
+      <w:pPr>
+        <w:tabs>
+          <w:tab w:val="num" w:pos="720"/>
+        </w:tabs>
+        <w:ind w:left="720" w:hanging="360"/>
+      </w:pPr>
+      <w:rPr>
+        <w:rFonts w:ascii="Symbol" w:hAnsi="Symbol" w:hint="default"/>
+        <w:sz w:val="20"/>
+      </w:rPr>
+    </w:lvl>
+    <w:lvl w:ilvl="1" w:tentative="1">
+      <w:start w:val="1"/>
+      <w:numFmt w:val="bullet"/>
+      <w:lvlText w:val="o"/>
+      <w:lvlJc w:val="left"/>
+      <w:pPr>
+        <w:tabs>
+          <w:tab w:val="num" w:pos="1440"/>
+        </w:tabs>
+        <w:ind w:left="1440" w:hanging="360"/>
+      </w:pPr>
+      <w:rPr>
+        <w:rFonts w:ascii="Courier New" w:hAnsi="Courier New" w:hint="default"/>
+        <w:sz w:val="20"/>
+      </w:rPr>
+    </w:lvl>
+    <w:lvl w:ilvl="2" w:tentative="1">
+      <w:start w:val="1"/>
+      <w:numFmt w:val="bullet"/>
+      <w:lvlText w:val=""/>
+      <w:lvlJc w:val="left"/>
+      <w:pPr>
+        <w:tabs>
+          <w:tab w:val="num" w:pos="2160"/>
+        </w:tabs>
+        <w:ind w:left="2160" w:hanging="360"/>
+      </w:pPr>
+      <w:rPr>
+        <w:rFonts w:ascii="Wingdings" w:hAnsi="Wingdings" w:hint="default"/>
+        <w:sz w:val="20"/>
+      </w:rPr>
+    </w:lvl>
+    <w:lvl w:ilvl="3" w:tentative="1">
+      <w:start w:val="1"/>
+      <w:numFmt w:val="bullet"/>
+      <w:lvlText w:val=""/>
+      <w:lvlJc w:val="left"/>
+      <w:pPr>
+        <w:tabs>
+          <w:tab w:val="num" w:pos="2880"/>
+        </w:tabs>
+        <w:ind w:left="2880" w:hanging="360"/>
+      </w:pPr>
+      <w:rPr>
+        <w:rFonts w:ascii="Wingdings" w:hAnsi="Wingdings" w:hint="default"/>
+        <w:sz w:val="20"/>
+      </w:rPr>
+    </w:lvl>
+    <w:lvl w:ilvl="4" w:tentative="1">
+      <w:start w:val="1"/>
+      <w:numFmt w:val="bullet"/>
+      <w:lvlText w:val=""/>
+      <w:lvlJc w:val="left"/>
+      <w:pPr>
+        <w:tabs>
+          <w:tab w:val="num" w:pos="3600"/>
+        </w:tabs>
+        <w:ind w:left="3600" w:hanging="360"/>
+      </w:pPr>
+      <w:rPr>
+        <w:rFonts w:ascii="Wingdings" w:hAnsi="Wingdings" w:hint="default"/>
+        <w:sz w:val="20"/>
+      </w:rPr>
+    </w:lvl>
+    <w:lvl w:ilvl="5" w:tentative="1">
+      <w:start w:val="1"/>
+      <w:numFmt w:val="bullet"/>
+      <w:lvlText w:val=""/>
+      <w:lvlJc w:val="left"/>
+      <w:pPr>
+        <w:tabs>
+          <w:tab w:val="num" w:pos="4320"/>
+        </w:tabs>
+        <w:ind w:left="4320" w:hanging="360"/>
+      </w:pPr>
+      <w:rPr>
+        <w:rFonts w:ascii="Wingdings" w:hAnsi="Wingdings" w:hint="default"/>
+        <w:sz w:val="20"/>
+      </w:rPr>
+    </w:lvl>
+    <w:lvl w:ilvl="6" w:tentative="1">
+      <w:start w:val="1"/>
+      <w:numFmt w:val="bullet"/>
+      <w:lvlText w:val=""/>
+      <w:lvlJc w:val="left"/>
+      <w:pPr>
+        <w:tabs>
+          <w:tab w:val="num" w:pos="5040"/>
+        </w:tabs>
+        <w:ind w:left="5040" w:hanging="360"/>
+      </w:pPr>
+      <w:rPr>
+        <w:rFonts w:ascii="Wingdings" w:hAnsi="Wingdings" w:hint="default"/>
+        <w:sz w:val="20"/>
+      </w:rPr>
+    </w:lvl>
+    <w:lvl w:ilvl="7" w:tentative="1">
+      <w:start w:val="1"/>
+      <w:numFmt w:val="bullet"/>
+      <w:lvlText w:val=""/>
+      <w:lvlJc w:val="left"/>
+      <w:pPr>
+        <w:tabs>
+          <w:tab w:val="num" w:pos="5760"/>
+        </w:tabs>
+        <w:ind w:left="5760" w:hanging="360"/>
+      </w:pPr>
+      <w:rPr>
+        <w:rFonts w:ascii="Wingdings" w:hAnsi="Wingdings" w:hint="default"/>
+        <w:sz w:val="20"/>
+      </w:rPr>
+    </w:lvl>
+    <w:lvl w:ilvl="8" w:tentative="1">
+      <w:start w:val="1"/>
+      <w:numFmt w:val="bullet"/>
+      <w:lvlText w:val=""/>
+      <w:lvlJc w:val="left"/>
+      <w:pPr>
+        <w:tabs>
+          <w:tab w:val="num" w:pos="6480"/>
+        </w:tabs>
+        <w:ind w:left="6480" w:hanging="360"/>
+      </w:pPr>
+      <w:rPr>
+        <w:rFonts w:ascii="Wingdings" w:hAnsi="Wingdings" w:hint="default"/>
+        <w:sz w:val="20"/>
+      </w:rPr>
+    </w:lvl>
+  </w:abstractNum>
+  <w:abstractNum w:abstractNumId="21" w15:restartNumberingAfterBreak="0">
+    <w:nsid w:val="71D719C9"/>
+    <w:multiLevelType w:val="hybridMultilevel"/>
+    <w:tmpl w:val="906CE2A8"/>
+    <w:lvl w:ilvl="0" w:tplc="0C07000F">
+      <w:start w:val="1"/>
+      <w:numFmt w:val="decimal"/>
+      <w:lvlText w:val="%1."/>
+      <w:lvlJc w:val="left"/>
+      <w:pPr>
+        <w:ind w:left="900" w:hanging="360"/>
+      </w:pPr>
+    </w:lvl>
+    <w:lvl w:ilvl="1" w:tplc="0C070019" w:tentative="1">
+      <w:start w:val="1"/>
+      <w:numFmt w:val="lowerLetter"/>
+      <w:lvlText w:val="%2."/>
+      <w:lvlJc w:val="left"/>
+      <w:pPr>
+        <w:ind w:left="1620" w:hanging="360"/>
+      </w:pPr>
+    </w:lvl>
+    <w:lvl w:ilvl="2" w:tplc="0C07001B" w:tentative="1">
+      <w:start w:val="1"/>
+      <w:numFmt w:val="lowerRoman"/>
+      <w:lvlText w:val="%3."/>
+      <w:lvlJc w:val="right"/>
+      <w:pPr>
+        <w:ind w:left="2340" w:hanging="180"/>
+      </w:pPr>
+    </w:lvl>
+    <w:lvl w:ilvl="3" w:tplc="0C07000F" w:tentative="1">
+      <w:start w:val="1"/>
+      <w:numFmt w:val="decimal"/>
+      <w:lvlText w:val="%4."/>
+      <w:lvlJc w:val="left"/>
+      <w:pPr>
+        <w:ind w:left="3060" w:hanging="360"/>
+      </w:pPr>
+    </w:lvl>
+    <w:lvl w:ilvl="4" w:tplc="0C070019" w:tentative="1">
+      <w:start w:val="1"/>
+      <w:numFmt w:val="lowerLetter"/>
+      <w:lvlText w:val="%5."/>
+      <w:lvlJc w:val="left"/>
+      <w:pPr>
+        <w:ind w:left="3780" w:hanging="360"/>
+      </w:pPr>
+    </w:lvl>
+    <w:lvl w:ilvl="5" w:tplc="0C07001B" w:tentative="1">
+      <w:start w:val="1"/>
+      <w:numFmt w:val="lowerRoman"/>
+      <w:lvlText w:val="%6."/>
+      <w:lvlJc w:val="right"/>
+      <w:pPr>
+        <w:ind w:left="4500" w:hanging="180"/>
+      </w:pPr>
+    </w:lvl>
+    <w:lvl w:ilvl="6" w:tplc="0C07000F" w:tentative="1">
+      <w:start w:val="1"/>
+      <w:numFmt w:val="decimal"/>
+      <w:lvlText w:val="%7."/>
+      <w:lvlJc w:val="left"/>
+      <w:pPr>
+        <w:ind w:left="5220" w:hanging="360"/>
+      </w:pPr>
+    </w:lvl>
+    <w:lvl w:ilvl="7" w:tplc="0C070019" w:tentative="1">
+      <w:start w:val="1"/>
+      <w:numFmt w:val="lowerLetter"/>
+      <w:lvlText w:val="%8."/>
+      <w:lvlJc w:val="left"/>
+      <w:pPr>
+        <w:ind w:left="5940" w:hanging="360"/>
+      </w:pPr>
+    </w:lvl>
+    <w:lvl w:ilvl="8" w:tplc="0C07001B" w:tentative="1">
+      <w:start w:val="1"/>
+      <w:numFmt w:val="lowerRoman"/>
+      <w:lvlText w:val="%9."/>
+      <w:lvlJc w:val="right"/>
+      <w:pPr>
+        <w:ind w:left="6660" w:hanging="180"/>
+      </w:pPr>
+    </w:lvl>
+  </w:abstractNum>
+  <w:abstractNum w:abstractNumId="22" w15:restartNumberingAfterBreak="0">
+    <w:nsid w:val="76E46298"/>
+    <w:multiLevelType w:val="multilevel"/>
+    <w:tmpl w:val="71A0663A"/>
+    <w:lvl w:ilvl="0">
+      <w:start w:val="1"/>
+      <w:numFmt w:val="bullet"/>
+      <w:lvlText w:val=""/>
+      <w:lvlJc w:val="left"/>
+      <w:pPr>
+        <w:tabs>
+          <w:tab w:val="num" w:pos="720"/>
+        </w:tabs>
+        <w:ind w:left="720" w:hanging="360"/>
+      </w:pPr>
+      <w:rPr>
+        <w:rFonts w:ascii="Symbol" w:hAnsi="Symbol" w:hint="default"/>
+        <w:sz w:val="20"/>
+      </w:rPr>
+    </w:lvl>
+    <w:lvl w:ilvl="1" w:tentative="1">
+      <w:start w:val="1"/>
+      <w:numFmt w:val="bullet"/>
+      <w:lvlText w:val="o"/>
+      <w:lvlJc w:val="left"/>
+      <w:pPr>
+        <w:tabs>
+          <w:tab w:val="num" w:pos="1440"/>
+        </w:tabs>
+        <w:ind w:left="1440" w:hanging="360"/>
+      </w:pPr>
+      <w:rPr>
+        <w:rFonts w:ascii="Courier New" w:hAnsi="Courier New" w:hint="default"/>
+        <w:sz w:val="20"/>
+      </w:rPr>
+    </w:lvl>
+    <w:lvl w:ilvl="2" w:tentative="1">
+      <w:start w:val="1"/>
+      <w:numFmt w:val="bullet"/>
+      <w:lvlText w:val=""/>
+      <w:lvlJc w:val="left"/>
+      <w:pPr>
+        <w:tabs>
+          <w:tab w:val="num" w:pos="2160"/>
+        </w:tabs>
+        <w:ind w:left="2160" w:hanging="360"/>
+      </w:pPr>
+      <w:rPr>
+        <w:rFonts w:ascii="Wingdings" w:hAnsi="Wingdings" w:hint="default"/>
+        <w:sz w:val="20"/>
+      </w:rPr>
+    </w:lvl>
+    <w:lvl w:ilvl="3" w:tentative="1">
+      <w:start w:val="1"/>
+      <w:numFmt w:val="bullet"/>
+      <w:lvlText w:val=""/>
+      <w:lvlJc w:val="left"/>
+      <w:pPr>
+        <w:tabs>
+          <w:tab w:val="num" w:pos="2880"/>
+        </w:tabs>
+        <w:ind w:left="2880" w:hanging="360"/>
+      </w:pPr>
+      <w:rPr>
+        <w:rFonts w:ascii="Wingdings" w:hAnsi="Wingdings" w:hint="default"/>
+        <w:sz w:val="20"/>
+      </w:rPr>
+    </w:lvl>
+    <w:lvl w:ilvl="4" w:tentative="1">
+      <w:start w:val="1"/>
+      <w:numFmt w:val="bullet"/>
+      <w:lvlText w:val=""/>
+      <w:lvlJc w:val="left"/>
+      <w:pPr>
+        <w:tabs>
+          <w:tab w:val="num" w:pos="3600"/>
+        </w:tabs>
+        <w:ind w:left="3600" w:hanging="360"/>
+      </w:pPr>
+      <w:rPr>
+        <w:rFonts w:ascii="Wingdings" w:hAnsi="Wingdings" w:hint="default"/>
+        <w:sz w:val="20"/>
+      </w:rPr>
+    </w:lvl>
+    <w:lvl w:ilvl="5" w:tentative="1">
+      <w:start w:val="1"/>
+      <w:numFmt w:val="bullet"/>
+      <w:lvlText w:val=""/>
+      <w:lvlJc w:val="left"/>
+      <w:pPr>
+        <w:tabs>
+          <w:tab w:val="num" w:pos="4320"/>
+        </w:tabs>
+        <w:ind w:left="4320" w:hanging="360"/>
+      </w:pPr>
+      <w:rPr>
+        <w:rFonts w:ascii="Wingdings" w:hAnsi="Wingdings" w:hint="default"/>
+        <w:sz w:val="20"/>
+      </w:rPr>
+    </w:lvl>
+    <w:lvl w:ilvl="6" w:tentative="1">
+      <w:start w:val="1"/>
+      <w:numFmt w:val="bullet"/>
+      <w:lvlText w:val=""/>
+      <w:lvlJc w:val="left"/>
+      <w:pPr>
+        <w:tabs>
+          <w:tab w:val="num" w:pos="5040"/>
+        </w:tabs>
+        <w:ind w:left="5040" w:hanging="360"/>
+      </w:pPr>
+      <w:rPr>
+        <w:rFonts w:ascii="Wingdings" w:hAnsi="Wingdings" w:hint="default"/>
+        <w:sz w:val="20"/>
+      </w:rPr>
+    </w:lvl>
+    <w:lvl w:ilvl="7" w:tentative="1">
+      <w:start w:val="1"/>
+      <w:numFmt w:val="bullet"/>
+      <w:lvlText w:val=""/>
+      <w:lvlJc w:val="left"/>
+      <w:pPr>
+        <w:tabs>
+          <w:tab w:val="num" w:pos="5760"/>
+        </w:tabs>
+        <w:ind w:left="5760" w:hanging="360"/>
+      </w:pPr>
+      <w:rPr>
+        <w:rFonts w:ascii="Wingdings" w:hAnsi="Wingdings" w:hint="default"/>
+        <w:sz w:val="20"/>
+      </w:rPr>
+    </w:lvl>
+    <w:lvl w:ilvl="8" w:tentative="1">
+      <w:start w:val="1"/>
+      <w:numFmt w:val="bullet"/>
+      <w:lvlText w:val=""/>
+      <w:lvlJc w:val="left"/>
+      <w:pPr>
+        <w:tabs>
+          <w:tab w:val="num" w:pos="6480"/>
+        </w:tabs>
+        <w:ind w:left="6480" w:hanging="360"/>
+      </w:pPr>
+      <w:rPr>
+        <w:rFonts w:ascii="Wingdings" w:hAnsi="Wingdings" w:hint="default"/>
+        <w:sz w:val="20"/>
+      </w:rPr>
+    </w:lvl>
+  </w:abstractNum>
+  <w:abstractNum w:abstractNumId="23" w15:restartNumberingAfterBreak="0">
+    <w:nsid w:val="7C257965"/>
+    <w:multiLevelType w:val="multilevel"/>
+    <w:tmpl w:val="DA848B4C"/>
+    <w:lvl w:ilvl="0">
+      <w:start w:val="1"/>
+      <w:numFmt w:val="bullet"/>
+      <w:lvlText w:val=""/>
+      <w:lvlJc w:val="left"/>
+      <w:pPr>
+        <w:tabs>
+          <w:tab w:val="num" w:pos="720"/>
+        </w:tabs>
+        <w:ind w:left="720" w:hanging="360"/>
+      </w:pPr>
+      <w:rPr>
+        <w:rFonts w:ascii="Symbol" w:hAnsi="Symbol" w:hint="default"/>
+        <w:sz w:val="20"/>
+      </w:rPr>
+    </w:lvl>
+    <w:lvl w:ilvl="1" w:tentative="1">
+      <w:start w:val="1"/>
+      <w:numFmt w:val="bullet"/>
+      <w:lvlText w:val="o"/>
+      <w:lvlJc w:val="left"/>
+      <w:pPr>
+        <w:tabs>
+          <w:tab w:val="num" w:pos="1440"/>
+        </w:tabs>
+        <w:ind w:left="1440" w:hanging="360"/>
+      </w:pPr>
+      <w:rPr>
+        <w:rFonts w:ascii="Courier New" w:hAnsi="Courier New" w:hint="default"/>
+        <w:sz w:val="20"/>
+      </w:rPr>
+    </w:lvl>
+    <w:lvl w:ilvl="2" w:tentative="1">
+      <w:start w:val="1"/>
+      <w:numFmt w:val="bullet"/>
+      <w:lvlText w:val=""/>
+      <w:lvlJc w:val="left"/>
+      <w:pPr>
+        <w:tabs>
+          <w:tab w:val="num" w:pos="2160"/>
+        </w:tabs>
+        <w:ind w:left="2160" w:hanging="360"/>
+      </w:pPr>
+      <w:rPr>
+        <w:rFonts w:ascii="Wingdings" w:hAnsi="Wingdings" w:hint="default"/>
+        <w:sz w:val="20"/>
+      </w:rPr>
+    </w:lvl>
+    <w:lvl w:ilvl="3" w:tentative="1">
+      <w:start w:val="1"/>
+      <w:numFmt w:val="bullet"/>
+      <w:lvlText w:val=""/>
+      <w:lvlJc w:val="left"/>
+      <w:pPr>
+        <w:tabs>
+          <w:tab w:val="num" w:pos="2880"/>
+        </w:tabs>
+        <w:ind w:left="2880" w:hanging="360"/>
+      </w:pPr>
+      <w:rPr>
+        <w:rFonts w:ascii="Wingdings" w:hAnsi="Wingdings" w:hint="default"/>
+        <w:sz w:val="20"/>
+      </w:rPr>
+    </w:lvl>
+    <w:lvl w:ilvl="4" w:tentative="1">
+      <w:start w:val="1"/>
+      <w:numFmt w:val="bullet"/>
+      <w:lvlText w:val=""/>
+      <w:lvlJc w:val="left"/>
+      <w:pPr>
+        <w:tabs>
+          <w:tab w:val="num" w:pos="3600"/>
+        </w:tabs>
+        <w:ind w:left="3600" w:hanging="360"/>
+      </w:pPr>
+      <w:rPr>
+        <w:rFonts w:ascii="Wingdings" w:hAnsi="Wingdings" w:hint="default"/>
+        <w:sz w:val="20"/>
+      </w:rPr>
+    </w:lvl>
+    <w:lvl w:ilvl="5" w:tentative="1">
+      <w:start w:val="1"/>
+      <w:numFmt w:val="bullet"/>
+      <w:lvlText w:val=""/>
+      <w:lvlJc w:val="left"/>
+      <w:pPr>
+        <w:tabs>
+          <w:tab w:val="num" w:pos="4320"/>
+        </w:tabs>
+        <w:ind w:left="4320" w:hanging="360"/>
+      </w:pPr>
+      <w:rPr>
+        <w:rFonts w:ascii="Wingdings" w:hAnsi="Wingdings" w:hint="default"/>
+        <w:sz w:val="20"/>
+      </w:rPr>
+    </w:lvl>
+    <w:lvl w:ilvl="6" w:tentative="1">
+      <w:start w:val="1"/>
+      <w:numFmt w:val="bullet"/>
+      <w:lvlText w:val=""/>
+      <w:lvlJc w:val="left"/>
+      <w:pPr>
+        <w:tabs>
+          <w:tab w:val="num" w:pos="5040"/>
+        </w:tabs>
+        <w:ind w:left="5040" w:hanging="360"/>
+      </w:pPr>
+      <w:rPr>
+        <w:rFonts w:ascii="Wingdings" w:hAnsi="Wingdings" w:hint="default"/>
+        <w:sz w:val="20"/>
+      </w:rPr>
+    </w:lvl>
+    <w:lvl w:ilvl="7" w:tentative="1">
+      <w:start w:val="1"/>
+      <w:numFmt w:val="bullet"/>
+      <w:lvlText w:val=""/>
+      <w:lvlJc w:val="left"/>
+      <w:pPr>
+        <w:tabs>
+          <w:tab w:val="num" w:pos="5760"/>
+        </w:tabs>
+        <w:ind w:left="5760" w:hanging="360"/>
+      </w:pPr>
+      <w:rPr>
+        <w:rFonts w:ascii="Wingdings" w:hAnsi="Wingdings" w:hint="default"/>
+        <w:sz w:val="20"/>
+      </w:rPr>
+    </w:lvl>
+    <w:lvl w:ilvl="8" w:tentative="1">
+      <w:start w:val="1"/>
+      <w:numFmt w:val="bullet"/>
+      <w:lvlText w:val=""/>
+      <w:lvlJc w:val="left"/>
+      <w:pPr>
+        <w:tabs>
+          <w:tab w:val="num" w:pos="6480"/>
+        </w:tabs>
+        <w:ind w:left="6480" w:hanging="360"/>
+      </w:pPr>
+      <w:rPr>
+        <w:rFonts w:ascii="Wingdings" w:hAnsi="Wingdings" w:hint="default"/>
+        <w:sz w:val="20"/>
+      </w:rPr>
+    </w:lvl>
+  </w:abstractNum>
   <w:num w:numId="1" w16cid:durableId="780102072">
-    <w:abstractNumId w:val="0"/>
+    <w:abstractNumId w:val="5"/>
     <w:lvlOverride w:ilvl="0">
       <w:startOverride w:val="1"/>
     </w:lvlOverride>
   </w:num>
   <w:num w:numId="2" w16cid:durableId="2111972233">
+    <w:abstractNumId w:val="8"/>
+  </w:num>
+  <w:num w:numId="3" w16cid:durableId="1108697810">
+    <w:abstractNumId w:val="23"/>
+  </w:num>
+  <w:num w:numId="4" w16cid:durableId="508056950">
+    <w:abstractNumId w:val="20"/>
+  </w:num>
+  <w:num w:numId="5" w16cid:durableId="448016272">
+    <w:abstractNumId w:val="13"/>
+  </w:num>
+  <w:num w:numId="6" w16cid:durableId="1994528678">
+    <w:abstractNumId w:val="14"/>
+  </w:num>
+  <w:num w:numId="7" w16cid:durableId="1224828174">
+    <w:abstractNumId w:val="17"/>
+  </w:num>
+  <w:num w:numId="8" w16cid:durableId="760879596">
+    <w:abstractNumId w:val="7"/>
+  </w:num>
+  <w:num w:numId="9" w16cid:durableId="1092358838">
+    <w:abstractNumId w:val="6"/>
+  </w:num>
+  <w:num w:numId="10" w16cid:durableId="576402521">
+    <w:abstractNumId w:val="2"/>
+  </w:num>
+  <w:num w:numId="11" w16cid:durableId="223950998">
+    <w:abstractNumId w:val="22"/>
+  </w:num>
+  <w:num w:numId="12" w16cid:durableId="177891269">
+    <w:abstractNumId w:val="8"/>
+  </w:num>
+  <w:num w:numId="13" w16cid:durableId="239797369">
+    <w:abstractNumId w:val="11"/>
+  </w:num>
+  <w:num w:numId="14" w16cid:durableId="77138596">
+    <w:abstractNumId w:val="12"/>
+  </w:num>
+  <w:num w:numId="15" w16cid:durableId="1435905068">
+    <w:abstractNumId w:val="3"/>
+  </w:num>
+  <w:num w:numId="16" w16cid:durableId="212934998">
     <w:abstractNumId w:val="1"/>
-    <w:lvlOverride w:ilvl="0">
-      <w:startOverride w:val="1"/>
-    </w:lvlOverride>
+  </w:num>
+  <w:num w:numId="17" w16cid:durableId="1169518655">
+    <w:abstractNumId w:val="21"/>
+  </w:num>
+  <w:num w:numId="18" w16cid:durableId="1743019343">
+    <w:abstractNumId w:val="15"/>
+  </w:num>
+  <w:num w:numId="19" w16cid:durableId="1905532253">
+    <w:abstractNumId w:val="9"/>
+  </w:num>
+  <w:num w:numId="20" w16cid:durableId="384110189">
+    <w:abstractNumId w:val="0"/>
+  </w:num>
+  <w:num w:numId="21" w16cid:durableId="1002203638">
+    <w:abstractNumId w:val="16"/>
+  </w:num>
+  <w:num w:numId="22" w16cid:durableId="531264991">
+    <w:abstractNumId w:val="4"/>
+  </w:num>
+  <w:num w:numId="23" w16cid:durableId="286089387">
+    <w:abstractNumId w:val="10"/>
+  </w:num>
+  <w:num w:numId="24" w16cid:durableId="957107377">
+    <w:abstractNumId w:val="19"/>
+  </w:num>
+  <w:num w:numId="25" w16cid:durableId="1115438983">
+    <w:abstractNumId w:val="18"/>
   </w:num>
 </w:numbering>
 </file>
@@ -5083,6 +8411,35 @@
       <w:szCs w:val="20"/>
     </w:rPr>
   </w:style>
+  <w:style w:type="paragraph" w:styleId="StandardWeb">
+    <w:name w:val="Normal (Web)"/>
+    <w:basedOn w:val="Standard"/>
+    <w:uiPriority w:val="99"/>
+    <w:semiHidden/>
+    <w:unhideWhenUsed/>
+    <w:rsid w:val="00DE30A4"/>
+    <w:pPr>
+      <w:spacing w:before="100" w:beforeAutospacing="1" w:after="100" w:afterAutospacing="1"/>
+    </w:pPr>
+    <w:rPr>
+      <w:rFonts w:ascii="Times New Roman" w:eastAsia="Times New Roman" w:hAnsi="Times New Roman" w:cs="Times New Roman"/>
+      <w:sz w:val="24"/>
+      <w:szCs w:val="24"/>
+    </w:rPr>
+  </w:style>
+  <w:style w:type="character" w:styleId="HTMLCode">
+    <w:name w:val="HTML Code"/>
+    <w:basedOn w:val="Absatz-Standardschriftart"/>
+    <w:uiPriority w:val="99"/>
+    <w:semiHidden/>
+    <w:unhideWhenUsed/>
+    <w:rsid w:val="00DE30A4"/>
+    <w:rPr>
+      <w:rFonts w:ascii="Courier New" w:eastAsia="Times New Roman" w:hAnsi="Courier New" w:cs="Courier New"/>
+      <w:sz w:val="20"/>
+      <w:szCs w:val="20"/>
+    </w:rPr>
+  </w:style>
 </w:styles>
 </file>
 
@@ -5399,4 +8756,16 @@
     </a:ext>
   </a:extLst>
 </a:theme>
+</file>
+
+<file path=customXml/item1.xml><?xml version="1.0" encoding="utf-8"?>
+<b:Sources xmlns:b="http://schemas.openxmlformats.org/officeDocument/2006/bibliography" xmlns="http://schemas.openxmlformats.org/officeDocument/2006/bibliography" SelectedStyle="\APASixthEditionOfficeOnline.xsl" StyleName="APA" Version="6"/>
+</file>
+
+<file path=customXml/itemProps1.xml><?xml version="1.0" encoding="utf-8"?>
+<ds:datastoreItem xmlns:ds="http://schemas.openxmlformats.org/officeDocument/2006/customXml" ds:itemID="{0F95C02C-B275-4741-9077-90E3B9FF2CDB}">
+  <ds:schemaRefs>
+    <ds:schemaRef ds:uri="http://schemas.openxmlformats.org/officeDocument/2006/bibliography"/>
+  </ds:schemaRefs>
+</ds:datastoreItem>
 </file>